--- a/lessons/2-8/downloads/reveal/teacher/2.8-homework-packet.docx
+++ b/lessons/2-8/downloads/reveal/teacher/2.8-homework-packet.docx
@@ -15,10 +15,28 @@
         <w:rPr>
           <w:rFonts w:ascii="Avenir Next" w:hAnsi="Avenir Next" w:cs="Avenir Next" w:eastAsia="Avenir Next"/>
           <w:color w:val="1A1A1A"/>
+          <w:sz w:val="22"/>
+          <w:szCs w:val="20"/>
+        </w:rPr>
+        <w:t xml:space="preserve">Name</w:t>
+      </w:r>
+      <w:r>
+        <w:rPr>
+          <w:rFonts w:ascii="Avenir Next" w:hAnsi="Avenir Next" w:cs="Avenir Next" w:eastAsia="Avenir Next"/>
+          <w:color w:val="1A1A1A"/>
           <w:sz w:val="20"/>
           <w:szCs w:val="20"/>
         </w:rPr>
-        <w:t xml:space="preserve">Name</w:t>
+        <w:tab/>
+      </w:r>
+      <w:r>
+        <w:rPr>
+          <w:rFonts w:ascii="Avenir Next" w:hAnsi="Avenir Next" w:cs="Avenir Next" w:eastAsia="Avenir Next"/>
+          <w:color w:val="1A1A1A"/>
+          <w:sz w:val="22"/>
+          <w:szCs w:val="20"/>
+        </w:rPr>
+        <w:t xml:space="preserve">   Date</w:t>
       </w:r>
       <w:r>
         <w:rPr>
@@ -33,25 +51,7 @@
         <w:rPr>
           <w:rFonts w:ascii="Avenir Next" w:hAnsi="Avenir Next" w:cs="Avenir Next" w:eastAsia="Avenir Next"/>
           <w:color w:val="1A1A1A"/>
-          <w:sz w:val="20"/>
-          <w:szCs w:val="20"/>
-        </w:rPr>
-        <w:t xml:space="preserve">   Date</w:t>
-      </w:r>
-      <w:r>
-        <w:rPr>
-          <w:rFonts w:ascii="Avenir Next" w:hAnsi="Avenir Next" w:cs="Avenir Next" w:eastAsia="Avenir Next"/>
-          <w:color w:val="1A1A1A"/>
-          <w:sz w:val="20"/>
-          <w:szCs w:val="20"/>
-        </w:rPr>
-        <w:tab/>
-      </w:r>
-      <w:r>
-        <w:rPr>
-          <w:rFonts w:ascii="Avenir Next" w:hAnsi="Avenir Next" w:cs="Avenir Next" w:eastAsia="Avenir Next"/>
-          <w:color w:val="1A1A1A"/>
-          <w:sz w:val="20"/>
+          <w:sz w:val="22"/>
           <w:szCs w:val="20"/>
         </w:rPr>
         <w:t xml:space="preserve">   Period</w:t>
@@ -78,7 +78,7 @@
           <w:caps/>
           <w:color w:val="003A70"/>
           <w:spacing w:val="12"/>
-          <w:sz w:val="19"/>
+          <w:sz w:val="22"/>
           <w:szCs w:val="19"/>
         </w:rPr>
         <w:t xml:space="preserve">Lesson 2-8  ·  Homework Packet  ·  Sheet 1 of 2</w:t>
@@ -86,6 +86,7 @@
     </w:p>
     <w:p>
       <w:pPr>
+        <w:pStyle w:val="Heading1"/>
         <w:keepNext/>
         <w:spacing w:before="0" w:after="0" w:line="240" w:lineRule="auto"/>
       </w:pPr>
@@ -111,7 +112,7 @@
         <w:rPr>
           <w:rFonts w:ascii="Avenir Next" w:hAnsi="Avenir Next" w:cs="Avenir Next" w:eastAsia="Avenir Next"/>
           <w:color w:val="5A5F66"/>
-          <w:sz w:val="17"/>
+          <w:sz w:val="22"/>
           <w:szCs w:val="17"/>
         </w:rPr>
         <w:t xml:space="preserve">Maryland Standard 6.SP.B.5c   ·   Learning target — I can find the mean of a data set by sharing the total equally among the values.</w:t>
@@ -158,6 +159,7 @@
           </w:tcPr>
           <w:p>
             <w:pPr>
+              <w:pStyle w:val="Heading2"/>
               <w:spacing w:before="0" w:after="0" w:line="240" w:lineRule="auto"/>
             </w:pPr>
             <w:r>
@@ -185,63 +187,63 @@
                 <w:rFonts w:ascii="Avenir Next" w:hAnsi="Avenir Next" w:cs="Avenir Next" w:eastAsia="Avenir Next"/>
                 <w:b/>
                 <w:color w:val="003A70"/>
+                <w:sz w:val="22"/>
+                <w:szCs w:val="18"/>
+              </w:rPr>
+              <w:t xml:space="preserve">•</w:t>
+            </w:r>
+            <w:r>
+              <w:rPr>
+                <w:rFonts w:ascii="Avenir Next" w:hAnsi="Avenir Next" w:cs="Avenir Next" w:eastAsia="Avenir Next"/>
+                <w:color w:val="1A1A1A"/>
                 <w:sz w:val="18"/>
                 <w:szCs w:val="18"/>
               </w:rPr>
-              <w:t xml:space="preserve">•</w:t>
-            </w:r>
-            <w:r>
-              <w:rPr>
-                <w:rFonts w:ascii="Avenir Next" w:hAnsi="Avenir Next" w:cs="Avenir Next" w:eastAsia="Avenir Next"/>
-                <w:color w:val="1A1A1A"/>
-                <w:sz w:val="18"/>
+              <w:tab/>
+            </w:r>
+            <w:r>
+              <w:rPr>
+                <w:rFonts w:ascii="Avenir Next" w:hAnsi="Avenir Next" w:cs="Avenir Next" w:eastAsia="Avenir Next"/>
+                <w:color w:val="1A1A1A"/>
+                <w:sz w:val="22"/>
                 <w:szCs w:val="18"/>
               </w:rPr>
-              <w:tab/>
-            </w:r>
-            <w:r>
-              <w:rPr>
-                <w:rFonts w:ascii="Avenir Next" w:hAnsi="Avenir Next" w:cs="Avenir Next" w:eastAsia="Avenir Next"/>
-                <w:color w:val="1A1A1A"/>
-                <w:sz w:val="18"/>
+              <w:t xml:space="preserve">The </w:t>
+            </w:r>
+            <w:r>
+              <w:rPr>
+                <w:rFonts w:ascii="Avenir Next" w:hAnsi="Avenir Next" w:cs="Avenir Next" w:eastAsia="Avenir Next"/>
+                <w:b/>
+                <w:color w:val="1A1A1A"/>
+                <w:sz w:val="22"/>
                 <w:szCs w:val="18"/>
               </w:rPr>
-              <w:t xml:space="preserve">The </w:t>
-            </w:r>
-            <w:r>
-              <w:rPr>
-                <w:rFonts w:ascii="Avenir Next" w:hAnsi="Avenir Next" w:cs="Avenir Next" w:eastAsia="Avenir Next"/>
-                <w:b/>
-                <w:color w:val="1A1A1A"/>
-                <w:sz w:val="18"/>
+              <w:t xml:space="preserve">mean</w:t>
+            </w:r>
+            <w:r>
+              <w:rPr>
+                <w:rFonts w:ascii="Avenir Next" w:hAnsi="Avenir Next" w:cs="Avenir Next" w:eastAsia="Avenir Next"/>
+                <w:color w:val="1A1A1A"/>
+                <w:sz w:val="22"/>
                 <w:szCs w:val="18"/>
               </w:rPr>
-              <w:t xml:space="preserve">mean</w:t>
-            </w:r>
-            <w:r>
-              <w:rPr>
-                <w:rFonts w:ascii="Avenir Next" w:hAnsi="Avenir Next" w:cs="Avenir Next" w:eastAsia="Avenir Next"/>
-                <w:color w:val="1A1A1A"/>
-                <w:sz w:val="18"/>
+              <w:t xml:space="preserve"> is a fair share: add all the values, then divide by </w:t>
+            </w:r>
+            <w:r>
+              <w:rPr>
+                <w:rFonts w:ascii="Avenir Next" w:hAnsi="Avenir Next" w:cs="Avenir Next" w:eastAsia="Avenir Next"/>
+                <w:b/>
+                <w:color w:val="1A1A1A"/>
+                <w:sz w:val="22"/>
                 <w:szCs w:val="18"/>
               </w:rPr>
-              <w:t xml:space="preserve"> is a fair share: add all the values, then divide by </w:t>
-            </w:r>
-            <w:r>
-              <w:rPr>
-                <w:rFonts w:ascii="Avenir Next" w:hAnsi="Avenir Next" w:cs="Avenir Next" w:eastAsia="Avenir Next"/>
-                <w:b/>
-                <w:color w:val="1A1A1A"/>
-                <w:sz w:val="18"/>
-                <w:szCs w:val="18"/>
-              </w:rPr>
               <w:t xml:space="preserve">how many</w:t>
             </w:r>
             <w:r>
               <w:rPr>
                 <w:rFonts w:ascii="Avenir Next" w:hAnsi="Avenir Next" w:cs="Avenir Next" w:eastAsia="Avenir Next"/>
                 <w:color w:val="1A1A1A"/>
-                <w:sz w:val="18"/>
+                <w:sz w:val="22"/>
                 <w:szCs w:val="18"/>
               </w:rPr>
               <w:t xml:space="preserve"> values there are.</w:t>
@@ -260,35 +262,35 @@
                 <w:rFonts w:ascii="Avenir Next" w:hAnsi="Avenir Next" w:cs="Avenir Next" w:eastAsia="Avenir Next"/>
                 <w:b/>
                 <w:color w:val="003A70"/>
+                <w:sz w:val="22"/>
+                <w:szCs w:val="18"/>
+              </w:rPr>
+              <w:t xml:space="preserve">•</w:t>
+            </w:r>
+            <w:r>
+              <w:rPr>
+                <w:rFonts w:ascii="Avenir Next" w:hAnsi="Avenir Next" w:cs="Avenir Next" w:eastAsia="Avenir Next"/>
+                <w:color w:val="1A1A1A"/>
                 <w:sz w:val="18"/>
                 <w:szCs w:val="18"/>
               </w:rPr>
-              <w:t xml:space="preserve">•</w:t>
-            </w:r>
-            <w:r>
-              <w:rPr>
-                <w:rFonts w:ascii="Avenir Next" w:hAnsi="Avenir Next" w:cs="Avenir Next" w:eastAsia="Avenir Next"/>
-                <w:color w:val="1A1A1A"/>
-                <w:sz w:val="18"/>
+              <w:tab/>
+            </w:r>
+            <w:r>
+              <w:rPr>
+                <w:rFonts w:ascii="Avenir Next" w:hAnsi="Avenir Next" w:cs="Avenir Next" w:eastAsia="Avenir Next"/>
+                <w:b/>
+                <w:color w:val="1A1A1A"/>
+                <w:sz w:val="22"/>
                 <w:szCs w:val="18"/>
               </w:rPr>
-              <w:tab/>
-            </w:r>
-            <w:r>
-              <w:rPr>
-                <w:rFonts w:ascii="Avenir Next" w:hAnsi="Avenir Next" w:cs="Avenir Next" w:eastAsia="Avenir Next"/>
-                <w:b/>
-                <w:color w:val="1A1A1A"/>
-                <w:sz w:val="18"/>
-                <w:szCs w:val="18"/>
-              </w:rPr>
               <w:t xml:space="preserve">Mean = sum ÷ number of values.</w:t>
             </w:r>
             <w:r>
               <w:rPr>
                 <w:rFonts w:ascii="Avenir Next" w:hAnsi="Avenir Next" w:cs="Avenir Next" w:eastAsia="Avenir Next"/>
                 <w:color w:val="1A1A1A"/>
-                <w:sz w:val="18"/>
+                <w:sz w:val="22"/>
                 <w:szCs w:val="18"/>
               </w:rPr>
               <w:t xml:space="preserve"> Count every value, including repeats and zeros.</w:t>
@@ -307,25 +309,25 @@
                 <w:rFonts w:ascii="Avenir Next" w:hAnsi="Avenir Next" w:cs="Avenir Next" w:eastAsia="Avenir Next"/>
                 <w:b/>
                 <w:color w:val="003A70"/>
+                <w:sz w:val="22"/>
+                <w:szCs w:val="18"/>
+              </w:rPr>
+              <w:t xml:space="preserve">•</w:t>
+            </w:r>
+            <w:r>
+              <w:rPr>
+                <w:rFonts w:ascii="Avenir Next" w:hAnsi="Avenir Next" w:cs="Avenir Next" w:eastAsia="Avenir Next"/>
+                <w:color w:val="1A1A1A"/>
                 <w:sz w:val="18"/>
                 <w:szCs w:val="18"/>
               </w:rPr>
-              <w:t xml:space="preserve">•</w:t>
-            </w:r>
-            <w:r>
-              <w:rPr>
-                <w:rFonts w:ascii="Avenir Next" w:hAnsi="Avenir Next" w:cs="Avenir Next" w:eastAsia="Avenir Next"/>
-                <w:color w:val="1A1A1A"/>
-                <w:sz w:val="18"/>
-                <w:szCs w:val="18"/>
-              </w:rPr>
               <w:tab/>
             </w:r>
             <w:r>
               <w:rPr>
                 <w:rFonts w:ascii="Avenir Next" w:hAnsi="Avenir Next" w:cs="Avenir Next" w:eastAsia="Avenir Next"/>
                 <w:color w:val="1A1A1A"/>
-                <w:sz w:val="18"/>
+                <w:sz w:val="22"/>
                 <w:szCs w:val="18"/>
               </w:rPr>
               <w:t xml:space="preserve">The mean is between the least and greatest values. It does not have to be in the data set.</w:t>
@@ -340,6 +342,7 @@
           </w:tcPr>
           <w:p>
             <w:pPr>
+              <w:pStyle w:val="Heading2"/>
               <w:spacing w:before="0" w:after="0" w:line="240" w:lineRule="auto"/>
             </w:pPr>
             <w:r>
@@ -362,7 +365,7 @@
               <w:rPr>
                 <w:rFonts w:ascii="Avenir Next" w:hAnsi="Avenir Next" w:cs="Avenir Next" w:eastAsia="Avenir Next"/>
                 <w:color w:val="1A1A1A"/>
-                <w:sz w:val="17"/>
+                <w:sz w:val="22"/>
                 <w:szCs w:val="17"/>
               </w:rPr>
               <w:t xml:space="preserve">Kiara read 12, 9, 15, 8, and 11 pages on five nights. Find the mean.</w:t>
@@ -381,25 +384,25 @@
                 <w:rFonts w:ascii="Avenir Next" w:hAnsi="Avenir Next" w:cs="Avenir Next" w:eastAsia="Avenir Next"/>
                 <w:b/>
                 <w:color w:val="003A70"/>
+                <w:sz w:val="22"/>
+                <w:szCs w:val="17"/>
+              </w:rPr>
+              <w:t xml:space="preserve">Step 1</w:t>
+            </w:r>
+            <w:r>
+              <w:rPr>
+                <w:rFonts w:ascii="Avenir Next" w:hAnsi="Avenir Next" w:cs="Avenir Next" w:eastAsia="Avenir Next"/>
+                <w:color w:val="1A1A1A"/>
                 <w:sz w:val="17"/>
                 <w:szCs w:val="17"/>
               </w:rPr>
-              <w:t xml:space="preserve">Step 1</w:t>
-            </w:r>
-            <w:r>
-              <w:rPr>
-                <w:rFonts w:ascii="Avenir Next" w:hAnsi="Avenir Next" w:cs="Avenir Next" w:eastAsia="Avenir Next"/>
-                <w:color w:val="1A1A1A"/>
-                <w:sz w:val="17"/>
-                <w:szCs w:val="17"/>
-              </w:rPr>
               <w:tab/>
             </w:r>
             <w:r>
               <w:rPr>
                 <w:rFonts w:ascii="Avenir Next" w:hAnsi="Avenir Next" w:cs="Avenir Next" w:eastAsia="Avenir Next"/>
                 <w:color w:val="1A1A1A"/>
-                <w:sz w:val="17"/>
+                <w:sz w:val="22"/>
                 <w:szCs w:val="17"/>
               </w:rPr>
               <w:t xml:space="preserve">Add: 12 + 9 + 15 + 8 + 11 = 55</w:t>
@@ -418,25 +421,25 @@
                 <w:rFonts w:ascii="Avenir Next" w:hAnsi="Avenir Next" w:cs="Avenir Next" w:eastAsia="Avenir Next"/>
                 <w:b/>
                 <w:color w:val="003A70"/>
+                <w:sz w:val="22"/>
+                <w:szCs w:val="17"/>
+              </w:rPr>
+              <w:t xml:space="preserve">Step 2</w:t>
+            </w:r>
+            <w:r>
+              <w:rPr>
+                <w:rFonts w:ascii="Avenir Next" w:hAnsi="Avenir Next" w:cs="Avenir Next" w:eastAsia="Avenir Next"/>
+                <w:color w:val="1A1A1A"/>
                 <w:sz w:val="17"/>
                 <w:szCs w:val="17"/>
               </w:rPr>
-              <w:t xml:space="preserve">Step 2</w:t>
-            </w:r>
-            <w:r>
-              <w:rPr>
-                <w:rFonts w:ascii="Avenir Next" w:hAnsi="Avenir Next" w:cs="Avenir Next" w:eastAsia="Avenir Next"/>
-                <w:color w:val="1A1A1A"/>
-                <w:sz w:val="17"/>
-                <w:szCs w:val="17"/>
-              </w:rPr>
               <w:tab/>
             </w:r>
             <w:r>
               <w:rPr>
                 <w:rFonts w:ascii="Avenir Next" w:hAnsi="Avenir Next" w:cs="Avenir Next" w:eastAsia="Avenir Next"/>
                 <w:color w:val="1A1A1A"/>
-                <w:sz w:val="17"/>
+                <w:sz w:val="22"/>
                 <w:szCs w:val="17"/>
               </w:rPr>
               <w:t xml:space="preserve">Count: there are 5 values.</w:t>
@@ -455,25 +458,25 @@
                 <w:rFonts w:ascii="Avenir Next" w:hAnsi="Avenir Next" w:cs="Avenir Next" w:eastAsia="Avenir Next"/>
                 <w:b/>
                 <w:color w:val="003A70"/>
+                <w:sz w:val="22"/>
+                <w:szCs w:val="17"/>
+              </w:rPr>
+              <w:t xml:space="preserve">Step 3</w:t>
+            </w:r>
+            <w:r>
+              <w:rPr>
+                <w:rFonts w:ascii="Avenir Next" w:hAnsi="Avenir Next" w:cs="Avenir Next" w:eastAsia="Avenir Next"/>
+                <w:color w:val="1A1A1A"/>
                 <w:sz w:val="17"/>
                 <w:szCs w:val="17"/>
               </w:rPr>
-              <w:t xml:space="preserve">Step 3</w:t>
-            </w:r>
-            <w:r>
-              <w:rPr>
-                <w:rFonts w:ascii="Avenir Next" w:hAnsi="Avenir Next" w:cs="Avenir Next" w:eastAsia="Avenir Next"/>
-                <w:color w:val="1A1A1A"/>
-                <w:sz w:val="17"/>
-                <w:szCs w:val="17"/>
-              </w:rPr>
               <w:tab/>
             </w:r>
             <w:r>
               <w:rPr>
                 <w:rFonts w:ascii="Avenir Next" w:hAnsi="Avenir Next" w:cs="Avenir Next" w:eastAsia="Avenir Next"/>
                 <w:color w:val="1A1A1A"/>
-                <w:sz w:val="17"/>
+                <w:sz w:val="22"/>
                 <w:szCs w:val="17"/>
               </w:rPr>
               <w:t xml:space="preserve">Divide: 55 ÷ 5 = 11. Check: 11 is between 8 and 15.</w:t>
@@ -492,18 +495,18 @@
                 <w:rFonts w:ascii="Avenir Next" w:hAnsi="Avenir Next" w:cs="Avenir Next" w:eastAsia="Avenir Next"/>
                 <w:b/>
                 <w:color w:val="1A1A1A"/>
+                <w:sz w:val="22"/>
+                <w:szCs w:val="17"/>
+              </w:rPr>
+              <w:t xml:space="preserve">Answer</w:t>
+            </w:r>
+            <w:r>
+              <w:rPr>
+                <w:rFonts w:ascii="Avenir Next" w:hAnsi="Avenir Next" w:cs="Avenir Next" w:eastAsia="Avenir Next"/>
+                <w:color w:val="1A1A1A"/>
                 <w:sz w:val="17"/>
                 <w:szCs w:val="17"/>
               </w:rPr>
-              <w:t xml:space="preserve">Answer</w:t>
-            </w:r>
-            <w:r>
-              <w:rPr>
-                <w:rFonts w:ascii="Avenir Next" w:hAnsi="Avenir Next" w:cs="Avenir Next" w:eastAsia="Avenir Next"/>
-                <w:color w:val="1A1A1A"/>
-                <w:sz w:val="17"/>
-                <w:szCs w:val="17"/>
-              </w:rPr>
               <w:tab/>
             </w:r>
             <w:r>
@@ -511,7 +514,7 @@
                 <w:rFonts w:ascii="Avenir Next" w:hAnsi="Avenir Next" w:cs="Avenir Next" w:eastAsia="Avenir Next"/>
                 <w:b/>
                 <w:color w:val="1A1A1A"/>
-                <w:sz w:val="17"/>
+                <w:sz w:val="22"/>
                 <w:szCs w:val="17"/>
               </w:rPr>
               <w:t xml:space="preserve">11 pages</w:t>
@@ -522,6 +525,7 @@
     </w:tbl>
     <w:p>
       <w:pPr>
+        <w:pStyle w:val="Heading2"/>
         <w:keepNext/>
         <w:pBdr>
           <w:bottom w:val="single" w:sz="8" w:space="3" w:color="003A70"/>
@@ -537,7 +541,7 @@
           <w:b/>
           <w:color w:val="003A70"/>
           <w:spacing w:val="14"/>
-          <w:sz w:val="19"/>
+          <w:sz w:val="22"/>
           <w:szCs w:val="19"/>
         </w:rPr>
         <w:t xml:space="preserve">PRACTICE</w:t>
@@ -556,7 +560,7 @@
           <w:rFonts w:ascii="Avenir Next" w:hAnsi="Avenir Next" w:cs="Avenir Next" w:eastAsia="Avenir Next"/>
           <w:i/>
           <w:color w:val="5A5F66"/>
-          <w:sz w:val="17"/>
+          <w:sz w:val="22"/>
           <w:szCs w:val="17"/>
         </w:rPr>
         <w:t xml:space="preserve">show your work · label units</w:t>
@@ -576,25 +580,25 @@
           <w:rFonts w:ascii="Avenir Next" w:hAnsi="Avenir Next" w:cs="Avenir Next" w:eastAsia="Avenir Next"/>
           <w:b/>
           <w:color w:val="1A1A1A"/>
+          <w:sz w:val="22"/>
+          <w:szCs w:val="20"/>
+        </w:rPr>
+        <w:t xml:space="preserve">1.</w:t>
+      </w:r>
+      <w:r>
+        <w:rPr>
+          <w:rFonts w:ascii="Avenir Next" w:hAnsi="Avenir Next" w:cs="Avenir Next" w:eastAsia="Avenir Next"/>
+          <w:color w:val="1A1A1A"/>
           <w:sz w:val="20"/>
           <w:szCs w:val="20"/>
         </w:rPr>
-        <w:t xml:space="preserve">1.</w:t>
-      </w:r>
-      <w:r>
-        <w:rPr>
-          <w:rFonts w:ascii="Avenir Next" w:hAnsi="Avenir Next" w:cs="Avenir Next" w:eastAsia="Avenir Next"/>
-          <w:color w:val="1A1A1A"/>
-          <w:sz w:val="20"/>
-          <w:szCs w:val="20"/>
-        </w:rPr>
         <w:tab/>
       </w:r>
       <w:r>
         <w:rPr>
           <w:rFonts w:ascii="Avenir Next" w:hAnsi="Avenir Next" w:cs="Avenir Next" w:eastAsia="Avenir Next"/>
           <w:color w:val="1A1A1A"/>
-          <w:sz w:val="20"/>
+          <w:sz w:val="22"/>
           <w:szCs w:val="20"/>
         </w:rPr>
         <w:t xml:space="preserve">Find the mean of each data set.</w:t>
@@ -650,25 +654,25 @@
                 <w:rFonts w:ascii="Avenir Next" w:hAnsi="Avenir Next" w:cs="Avenir Next" w:eastAsia="Avenir Next"/>
                 <w:b/>
                 <w:color w:val="003A70"/>
+                <w:sz w:val="22"/>
+                <w:szCs w:val="20"/>
+              </w:rPr>
+              <w:t xml:space="preserve">a.</w:t>
+            </w:r>
+            <w:r>
+              <w:rPr>
+                <w:rFonts w:ascii="Avenir Next" w:hAnsi="Avenir Next" w:cs="Avenir Next" w:eastAsia="Avenir Next"/>
+                <w:color w:val="1A1A1A"/>
                 <w:sz w:val="20"/>
                 <w:szCs w:val="20"/>
               </w:rPr>
-              <w:t xml:space="preserve">a.</w:t>
-            </w:r>
-            <w:r>
-              <w:rPr>
-                <w:rFonts w:ascii="Avenir Next" w:hAnsi="Avenir Next" w:cs="Avenir Next" w:eastAsia="Avenir Next"/>
-                <w:color w:val="1A1A1A"/>
-                <w:sz w:val="20"/>
-                <w:szCs w:val="20"/>
-              </w:rPr>
               <w:tab/>
             </w:r>
             <w:r>
               <w:rPr>
                 <w:rFonts w:ascii="Avenir Next" w:hAnsi="Avenir Next" w:cs="Avenir Next" w:eastAsia="Avenir Next"/>
                 <w:color w:val="1A1A1A"/>
-                <w:sz w:val="20"/>
+                <w:sz w:val="22"/>
                 <w:szCs w:val="20"/>
               </w:rPr>
               <w:t xml:space="preserve">6, 9, 12</w:t>
@@ -712,25 +716,25 @@
                 <w:rFonts w:ascii="Avenir Next" w:hAnsi="Avenir Next" w:cs="Avenir Next" w:eastAsia="Avenir Next"/>
                 <w:b/>
                 <w:color w:val="003A70"/>
+                <w:sz w:val="22"/>
+                <w:szCs w:val="20"/>
+              </w:rPr>
+              <w:t xml:space="preserve">b.</w:t>
+            </w:r>
+            <w:r>
+              <w:rPr>
+                <w:rFonts w:ascii="Avenir Next" w:hAnsi="Avenir Next" w:cs="Avenir Next" w:eastAsia="Avenir Next"/>
+                <w:color w:val="1A1A1A"/>
                 <w:sz w:val="20"/>
                 <w:szCs w:val="20"/>
               </w:rPr>
-              <w:t xml:space="preserve">b.</w:t>
-            </w:r>
-            <w:r>
-              <w:rPr>
-                <w:rFonts w:ascii="Avenir Next" w:hAnsi="Avenir Next" w:cs="Avenir Next" w:eastAsia="Avenir Next"/>
-                <w:color w:val="1A1A1A"/>
-                <w:sz w:val="20"/>
-                <w:szCs w:val="20"/>
-              </w:rPr>
               <w:tab/>
             </w:r>
             <w:r>
               <w:rPr>
                 <w:rFonts w:ascii="Avenir Next" w:hAnsi="Avenir Next" w:cs="Avenir Next" w:eastAsia="Avenir Next"/>
                 <w:color w:val="1A1A1A"/>
-                <w:sz w:val="20"/>
+                <w:sz w:val="22"/>
                 <w:szCs w:val="20"/>
               </w:rPr>
               <w:t xml:space="preserve">15, 20, 25, 40</w:t>
@@ -774,25 +778,25 @@
                 <w:rFonts w:ascii="Avenir Next" w:hAnsi="Avenir Next" w:cs="Avenir Next" w:eastAsia="Avenir Next"/>
                 <w:b/>
                 <w:color w:val="003A70"/>
+                <w:sz w:val="22"/>
+                <w:szCs w:val="20"/>
+              </w:rPr>
+              <w:t xml:space="preserve">c.</w:t>
+            </w:r>
+            <w:r>
+              <w:rPr>
+                <w:rFonts w:ascii="Avenir Next" w:hAnsi="Avenir Next" w:cs="Avenir Next" w:eastAsia="Avenir Next"/>
+                <w:color w:val="1A1A1A"/>
                 <w:sz w:val="20"/>
                 <w:szCs w:val="20"/>
               </w:rPr>
-              <w:t xml:space="preserve">c.</w:t>
-            </w:r>
-            <w:r>
-              <w:rPr>
-                <w:rFonts w:ascii="Avenir Next" w:hAnsi="Avenir Next" w:cs="Avenir Next" w:eastAsia="Avenir Next"/>
-                <w:color w:val="1A1A1A"/>
-                <w:sz w:val="20"/>
-                <w:szCs w:val="20"/>
-              </w:rPr>
               <w:tab/>
             </w:r>
             <w:r>
               <w:rPr>
                 <w:rFonts w:ascii="Avenir Next" w:hAnsi="Avenir Next" w:cs="Avenir Next" w:eastAsia="Avenir Next"/>
                 <w:color w:val="1A1A1A"/>
-                <w:sz w:val="20"/>
+                <w:sz w:val="22"/>
                 <w:szCs w:val="20"/>
               </w:rPr>
               <w:t xml:space="preserve">7, 0, 5, 8</w:t>
@@ -842,25 +846,25 @@
                 <w:rFonts w:ascii="Avenir Next" w:hAnsi="Avenir Next" w:cs="Avenir Next" w:eastAsia="Avenir Next"/>
                 <w:b/>
                 <w:color w:val="003A70"/>
+                <w:sz w:val="22"/>
+                <w:szCs w:val="20"/>
+              </w:rPr>
+              <w:t xml:space="preserve">d.</w:t>
+            </w:r>
+            <w:r>
+              <w:rPr>
+                <w:rFonts w:ascii="Avenir Next" w:hAnsi="Avenir Next" w:cs="Avenir Next" w:eastAsia="Avenir Next"/>
+                <w:color w:val="1A1A1A"/>
                 <w:sz w:val="20"/>
                 <w:szCs w:val="20"/>
               </w:rPr>
-              <w:t xml:space="preserve">d.</w:t>
-            </w:r>
-            <w:r>
-              <w:rPr>
-                <w:rFonts w:ascii="Avenir Next" w:hAnsi="Avenir Next" w:cs="Avenir Next" w:eastAsia="Avenir Next"/>
-                <w:color w:val="1A1A1A"/>
-                <w:sz w:val="20"/>
-                <w:szCs w:val="20"/>
-              </w:rPr>
               <w:tab/>
             </w:r>
             <w:r>
               <w:rPr>
                 <w:rFonts w:ascii="Avenir Next" w:hAnsi="Avenir Next" w:cs="Avenir Next" w:eastAsia="Avenir Next"/>
                 <w:color w:val="1A1A1A"/>
-                <w:sz w:val="20"/>
+                <w:sz w:val="22"/>
                 <w:szCs w:val="20"/>
               </w:rPr>
               <w:t xml:space="preserve">3, 3, 9, 4, 6</w:t>
@@ -904,25 +908,25 @@
                 <w:rFonts w:ascii="Avenir Next" w:hAnsi="Avenir Next" w:cs="Avenir Next" w:eastAsia="Avenir Next"/>
                 <w:b/>
                 <w:color w:val="003A70"/>
+                <w:sz w:val="22"/>
+                <w:szCs w:val="20"/>
+              </w:rPr>
+              <w:t xml:space="preserve">e.</w:t>
+            </w:r>
+            <w:r>
+              <w:rPr>
+                <w:rFonts w:ascii="Avenir Next" w:hAnsi="Avenir Next" w:cs="Avenir Next" w:eastAsia="Avenir Next"/>
+                <w:color w:val="1A1A1A"/>
                 <w:sz w:val="20"/>
                 <w:szCs w:val="20"/>
               </w:rPr>
-              <w:t xml:space="preserve">e.</w:t>
-            </w:r>
-            <w:r>
-              <w:rPr>
-                <w:rFonts w:ascii="Avenir Next" w:hAnsi="Avenir Next" w:cs="Avenir Next" w:eastAsia="Avenir Next"/>
-                <w:color w:val="1A1A1A"/>
-                <w:sz w:val="20"/>
-                <w:szCs w:val="20"/>
-              </w:rPr>
               <w:tab/>
             </w:r>
             <w:r>
               <w:rPr>
                 <w:rFonts w:ascii="Avenir Next" w:hAnsi="Avenir Next" w:cs="Avenir Next" w:eastAsia="Avenir Next"/>
                 <w:color w:val="1A1A1A"/>
-                <w:sz w:val="20"/>
+                <w:sz w:val="22"/>
                 <w:szCs w:val="20"/>
               </w:rPr>
               <w:t xml:space="preserve">2.5, 3.5, 4.5</w:t>
@@ -966,25 +970,25 @@
                 <w:rFonts w:ascii="Avenir Next" w:hAnsi="Avenir Next" w:cs="Avenir Next" w:eastAsia="Avenir Next"/>
                 <w:b/>
                 <w:color w:val="003A70"/>
+                <w:sz w:val="22"/>
+                <w:szCs w:val="20"/>
+              </w:rPr>
+              <w:t xml:space="preserve">f.</w:t>
+            </w:r>
+            <w:r>
+              <w:rPr>
+                <w:rFonts w:ascii="Avenir Next" w:hAnsi="Avenir Next" w:cs="Avenir Next" w:eastAsia="Avenir Next"/>
+                <w:color w:val="1A1A1A"/>
                 <w:sz w:val="20"/>
                 <w:szCs w:val="20"/>
               </w:rPr>
-              <w:t xml:space="preserve">f.</w:t>
-            </w:r>
-            <w:r>
-              <w:rPr>
-                <w:rFonts w:ascii="Avenir Next" w:hAnsi="Avenir Next" w:cs="Avenir Next" w:eastAsia="Avenir Next"/>
-                <w:color w:val="1A1A1A"/>
-                <w:sz w:val="20"/>
-                <w:szCs w:val="20"/>
-              </w:rPr>
               <w:tab/>
             </w:r>
             <w:r>
               <w:rPr>
                 <w:rFonts w:ascii="Avenir Next" w:hAnsi="Avenir Next" w:cs="Avenir Next" w:eastAsia="Avenir Next"/>
                 <w:color w:val="1A1A1A"/>
-                <w:sz w:val="20"/>
+                <w:sz w:val="22"/>
                 <w:szCs w:val="20"/>
               </w:rPr>
               <w:t xml:space="preserve">18, 22, 14, 26, 30</w:t>
@@ -1070,18 +1074,18 @@
                 <w:rFonts w:ascii="Avenir Next" w:hAnsi="Avenir Next" w:cs="Avenir Next" w:eastAsia="Avenir Next"/>
                 <w:b/>
                 <w:color w:val="1A1A1A"/>
+                <w:sz w:val="22"/>
+                <w:szCs w:val="20"/>
+              </w:rPr>
+              <w:t xml:space="preserve">2.</w:t>
+            </w:r>
+            <w:r>
+              <w:rPr>
+                <w:rFonts w:ascii="Avenir Next" w:hAnsi="Avenir Next" w:cs="Avenir Next" w:eastAsia="Avenir Next"/>
+                <w:color w:val="1A1A1A"/>
                 <w:sz w:val="20"/>
                 <w:szCs w:val="20"/>
               </w:rPr>
-              <w:t xml:space="preserve">2.</w:t>
-            </w:r>
-            <w:r>
-              <w:rPr>
-                <w:rFonts w:ascii="Avenir Next" w:hAnsi="Avenir Next" w:cs="Avenir Next" w:eastAsia="Avenir Next"/>
-                <w:color w:val="1A1A1A"/>
-                <w:sz w:val="20"/>
-                <w:szCs w:val="20"/>
-              </w:rPr>
               <w:tab/>
             </w:r>
             <w:r>
@@ -1089,7 +1093,7 @@
                 <w:rFonts w:ascii="Avenir Next" w:hAnsi="Avenir Next" w:cs="Avenir Next" w:eastAsia="Avenir Next"/>
                 <w:b/>
                 <w:color w:val="1A1A1A"/>
-                <w:sz w:val="20"/>
+                <w:sz w:val="22"/>
                 <w:szCs w:val="20"/>
               </w:rPr>
               <w:t xml:space="preserve">Soccer Goals.  </w:t>
@@ -1098,7 +1102,7 @@
               <w:rPr>
                 <w:rFonts w:ascii="Avenir Next" w:hAnsi="Avenir Next" w:cs="Avenir Next" w:eastAsia="Avenir Next"/>
                 <w:color w:val="1A1A1A"/>
-                <w:sz w:val="20"/>
+                <w:sz w:val="22"/>
                 <w:szCs w:val="20"/>
               </w:rPr>
               <w:t xml:space="preserve">The dot plot shows the goals a team scored in each game this season.</w:t>
@@ -1118,25 +1122,25 @@
                 <w:rFonts w:ascii="Avenir Next" w:hAnsi="Avenir Next" w:cs="Avenir Next" w:eastAsia="Avenir Next"/>
                 <w:b/>
                 <w:color w:val="003A70"/>
+                <w:sz w:val="22"/>
+                <w:szCs w:val="20"/>
+              </w:rPr>
+              <w:t xml:space="preserve">a.</w:t>
+            </w:r>
+            <w:r>
+              <w:rPr>
+                <w:rFonts w:ascii="Avenir Next" w:hAnsi="Avenir Next" w:cs="Avenir Next" w:eastAsia="Avenir Next"/>
+                <w:color w:val="1A1A1A"/>
                 <w:sz w:val="20"/>
                 <w:szCs w:val="20"/>
               </w:rPr>
-              <w:t xml:space="preserve">a.</w:t>
-            </w:r>
-            <w:r>
-              <w:rPr>
-                <w:rFonts w:ascii="Avenir Next" w:hAnsi="Avenir Next" w:cs="Avenir Next" w:eastAsia="Avenir Next"/>
-                <w:color w:val="1A1A1A"/>
-                <w:sz w:val="20"/>
-                <w:szCs w:val="20"/>
-              </w:rPr>
               <w:tab/>
             </w:r>
             <w:r>
               <w:rPr>
                 <w:rFonts w:ascii="Avenir Next" w:hAnsi="Avenir Next" w:cs="Avenir Next" w:eastAsia="Avenir Next"/>
                 <w:color w:val="1A1A1A"/>
-                <w:sz w:val="20"/>
+                <w:sz w:val="22"/>
                 <w:szCs w:val="20"/>
               </w:rPr>
               <w:t xml:space="preserve">Total goals:</w:t>
@@ -1175,25 +1179,25 @@
                 <w:rFonts w:ascii="Avenir Next" w:hAnsi="Avenir Next" w:cs="Avenir Next" w:eastAsia="Avenir Next"/>
                 <w:b/>
                 <w:color w:val="003A70"/>
+                <w:sz w:val="22"/>
+                <w:szCs w:val="20"/>
+              </w:rPr>
+              <w:t xml:space="preserve">b.</w:t>
+            </w:r>
+            <w:r>
+              <w:rPr>
+                <w:rFonts w:ascii="Avenir Next" w:hAnsi="Avenir Next" w:cs="Avenir Next" w:eastAsia="Avenir Next"/>
+                <w:color w:val="1A1A1A"/>
                 <w:sz w:val="20"/>
                 <w:szCs w:val="20"/>
               </w:rPr>
-              <w:t xml:space="preserve">b.</w:t>
-            </w:r>
-            <w:r>
-              <w:rPr>
-                <w:rFonts w:ascii="Avenir Next" w:hAnsi="Avenir Next" w:cs="Avenir Next" w:eastAsia="Avenir Next"/>
-                <w:color w:val="1A1A1A"/>
-                <w:sz w:val="20"/>
-                <w:szCs w:val="20"/>
-              </w:rPr>
               <w:tab/>
             </w:r>
             <w:r>
               <w:rPr>
                 <w:rFonts w:ascii="Avenir Next" w:hAnsi="Avenir Next" w:cs="Avenir Next" w:eastAsia="Avenir Next"/>
                 <w:color w:val="1A1A1A"/>
-                <w:sz w:val="20"/>
+                <w:sz w:val="22"/>
                 <w:szCs w:val="20"/>
               </w:rPr>
               <w:t xml:space="preserve">Number of games:</w:t>
@@ -1232,25 +1236,25 @@
                 <w:rFonts w:ascii="Avenir Next" w:hAnsi="Avenir Next" w:cs="Avenir Next" w:eastAsia="Avenir Next"/>
                 <w:b/>
                 <w:color w:val="003A70"/>
+                <w:sz w:val="22"/>
+                <w:szCs w:val="20"/>
+              </w:rPr>
+              <w:t xml:space="preserve">c.</w:t>
+            </w:r>
+            <w:r>
+              <w:rPr>
+                <w:rFonts w:ascii="Avenir Next" w:hAnsi="Avenir Next" w:cs="Avenir Next" w:eastAsia="Avenir Next"/>
+                <w:color w:val="1A1A1A"/>
                 <w:sz w:val="20"/>
                 <w:szCs w:val="20"/>
               </w:rPr>
-              <w:t xml:space="preserve">c.</w:t>
-            </w:r>
-            <w:r>
-              <w:rPr>
-                <w:rFonts w:ascii="Avenir Next" w:hAnsi="Avenir Next" w:cs="Avenir Next" w:eastAsia="Avenir Next"/>
-                <w:color w:val="1A1A1A"/>
-                <w:sz w:val="20"/>
-                <w:szCs w:val="20"/>
-              </w:rPr>
               <w:tab/>
             </w:r>
             <w:r>
               <w:rPr>
                 <w:rFonts w:ascii="Avenir Next" w:hAnsi="Avenir Next" w:cs="Avenir Next" w:eastAsia="Avenir Next"/>
                 <w:color w:val="1A1A1A"/>
-                <w:sz w:val="20"/>
+                <w:sz w:val="22"/>
                 <w:szCs w:val="20"/>
               </w:rPr>
               <w:t xml:space="preserve">Mean goals per game:</w:t>
@@ -1293,7 +1297,7 @@
               <w:drawing>
                 <wp:inline distT="0" distB="0" distL="0" distR="0">
                   <wp:extent cx="2743200" cy="1188720"/>
-                  <wp:docPr id="1" name="Figure 1"/>
+                  <wp:docPr id="1" name="Figure 1" descr="Dot plot. Horizontal axis: Goals Scored, 0 to 8, ticks every 1. Dots by value: 0: 1; 1: 2; 2: 3; 3: 2; 4: 1; 7: 1"/>
                   <a:graphic xmlns:a="http://schemas.openxmlformats.org/drawingml/2006/main">
                     <a:graphicData uri="http://schemas.openxmlformats.org/drawingml/2006/picture">
                       <pic:pic xmlns:pic="http://schemas.openxmlformats.org/drawingml/2006/picture">
@@ -1345,18 +1349,18 @@
           <w:rFonts w:ascii="Avenir Next" w:hAnsi="Avenir Next" w:cs="Avenir Next" w:eastAsia="Avenir Next"/>
           <w:b/>
           <w:color w:val="1A1A1A"/>
+          <w:sz w:val="22"/>
+          <w:szCs w:val="20"/>
+        </w:rPr>
+        <w:t xml:space="preserve">3.</w:t>
+      </w:r>
+      <w:r>
+        <w:rPr>
+          <w:rFonts w:ascii="Avenir Next" w:hAnsi="Avenir Next" w:cs="Avenir Next" w:eastAsia="Avenir Next"/>
+          <w:color w:val="1A1A1A"/>
           <w:sz w:val="20"/>
           <w:szCs w:val="20"/>
         </w:rPr>
-        <w:t xml:space="preserve">3.</w:t>
-      </w:r>
-      <w:r>
-        <w:rPr>
-          <w:rFonts w:ascii="Avenir Next" w:hAnsi="Avenir Next" w:cs="Avenir Next" w:eastAsia="Avenir Next"/>
-          <w:color w:val="1A1A1A"/>
-          <w:sz w:val="20"/>
-          <w:szCs w:val="20"/>
-        </w:rPr>
         <w:tab/>
       </w:r>
       <w:r>
@@ -1364,7 +1368,7 @@
           <w:rFonts w:ascii="Avenir Next" w:hAnsi="Avenir Next" w:cs="Avenir Next" w:eastAsia="Avenir Next"/>
           <w:b/>
           <w:color w:val="1A1A1A"/>
-          <w:sz w:val="20"/>
+          <w:sz w:val="22"/>
           <w:szCs w:val="20"/>
         </w:rPr>
         <w:t xml:space="preserve">Rainfall.  </w:t>
@@ -1373,7 +1377,7 @@
         <w:rPr>
           <w:rFonts w:ascii="Avenir Next" w:hAnsi="Avenir Next" w:cs="Avenir Next" w:eastAsia="Avenir Next"/>
           <w:color w:val="1A1A1A"/>
-          <w:sz w:val="20"/>
+          <w:sz w:val="22"/>
           <w:szCs w:val="20"/>
         </w:rPr>
         <w:t xml:space="preserve">Rain fell on five days: 0.4 in, 1.2 in, 0 in, 0.9 in, and 0.5 in. Find the mean daily rainfall.</w:t>
@@ -1450,25 +1454,25 @@
           <w:rFonts w:ascii="Avenir Next" w:hAnsi="Avenir Next" w:cs="Avenir Next" w:eastAsia="Avenir Next"/>
           <w:b/>
           <w:color w:val="1A1A1A"/>
+          <w:sz w:val="22"/>
+          <w:szCs w:val="18"/>
+        </w:rPr>
+        <w:t xml:space="preserve">Answer</w:t>
+      </w:r>
+      <w:r>
+        <w:rPr>
+          <w:rFonts w:ascii="Avenir Next" w:hAnsi="Avenir Next" w:cs="Avenir Next" w:eastAsia="Avenir Next"/>
+          <w:color w:val="1A1A1A"/>
           <w:sz w:val="18"/>
           <w:szCs w:val="18"/>
         </w:rPr>
-        <w:t xml:space="preserve">Answer</w:t>
-      </w:r>
-      <w:r>
-        <w:rPr>
-          <w:rFonts w:ascii="Avenir Next" w:hAnsi="Avenir Next" w:cs="Avenir Next" w:eastAsia="Avenir Next"/>
-          <w:color w:val="1A1A1A"/>
-          <w:sz w:val="18"/>
-          <w:szCs w:val="18"/>
-        </w:rPr>
         <w:tab/>
       </w:r>
       <w:r>
         <w:rPr>
           <w:rFonts w:ascii="Avenir Next" w:hAnsi="Avenir Next" w:cs="Avenir Next" w:eastAsia="Avenir Next"/>
           <w:color w:val="1A1A1A"/>
-          <w:sz w:val="18"/>
+          <w:sz w:val="22"/>
           <w:szCs w:val="18"/>
         </w:rPr>
         <w:t xml:space="preserve">  in</w:t>
@@ -1493,18 +1497,18 @@
           <w:rFonts w:ascii="Avenir Next" w:hAnsi="Avenir Next" w:cs="Avenir Next" w:eastAsia="Avenir Next"/>
           <w:b/>
           <w:color w:val="1A1A1A"/>
+          <w:sz w:val="22"/>
+          <w:szCs w:val="20"/>
+        </w:rPr>
+        <w:t xml:space="preserve">4.</w:t>
+      </w:r>
+      <w:r>
+        <w:rPr>
+          <w:rFonts w:ascii="Avenir Next" w:hAnsi="Avenir Next" w:cs="Avenir Next" w:eastAsia="Avenir Next"/>
+          <w:color w:val="1A1A1A"/>
           <w:sz w:val="20"/>
           <w:szCs w:val="20"/>
         </w:rPr>
-        <w:t xml:space="preserve">4.</w:t>
-      </w:r>
-      <w:r>
-        <w:rPr>
-          <w:rFonts w:ascii="Avenir Next" w:hAnsi="Avenir Next" w:cs="Avenir Next" w:eastAsia="Avenir Next"/>
-          <w:color w:val="1A1A1A"/>
-          <w:sz w:val="20"/>
-          <w:szCs w:val="20"/>
-        </w:rPr>
         <w:tab/>
       </w:r>
       <w:r>
@@ -1512,7 +1516,7 @@
           <w:rFonts w:ascii="Avenir Next" w:hAnsi="Avenir Next" w:cs="Avenir Next" w:eastAsia="Avenir Next"/>
           <w:b/>
           <w:color w:val="1A1A1A"/>
-          <w:sz w:val="20"/>
+          <w:sz w:val="22"/>
           <w:szCs w:val="20"/>
         </w:rPr>
         <w:t xml:space="preserve">New Value.  </w:t>
@@ -1521,7 +1525,7 @@
         <w:rPr>
           <w:rFonts w:ascii="Avenir Next" w:hAnsi="Avenir Next" w:cs="Avenir Next" w:eastAsia="Avenir Next"/>
           <w:color w:val="1A1A1A"/>
-          <w:sz w:val="20"/>
+          <w:sz w:val="22"/>
           <w:szCs w:val="20"/>
         </w:rPr>
         <w:t xml:space="preserve">The mean of 8, 10, and 12 is 10. A fourth value, 20, is added. What happens to the mean?</w:t>
@@ -1590,10 +1594,49 @@
               <w:rPr>
                 <w:rFonts w:ascii="Avenir Next" w:hAnsi="Avenir Next" w:cs="Avenir Next" w:eastAsia="Avenir Next"/>
                 <w:color w:val="1A1A1A"/>
+                <w:sz w:val="22"/>
+                <w:szCs w:val="19"/>
+              </w:rPr>
+              <w:t xml:space="preserve">It goes up.</w:t>
+            </w:r>
+          </w:p>
+        </w:tc>
+        <w:tc>
+          <w:tcPr>
+            <w:tcW w:w="3024" w:type="dxa"/>
+            <w:vAlign w:val="top"/>
+          </w:tcPr>
+          <w:p>
+            <w:pPr>
+              <w:spacing w:before="0" w:after="0" w:line="240" w:lineRule="auto"/>
+              <w:ind w:left="0"/>
+            </w:pPr>
+            <w:r>
+              <w:rPr>
+                <w:rFonts w:ascii="Arial" w:hAnsi="Arial" w:cs="Arial" w:eastAsia="Arial"/>
+                <w:color w:val="1A1A1A"/>
+                <w:sz w:val="26"/>
+                <w:szCs w:val="26"/>
+              </w:rPr>
+              <w:t xml:space="preserve">□</w:t>
+            </w:r>
+            <w:r>
+              <w:rPr>
+                <w:rFonts w:ascii="Avenir Next" w:hAnsi="Avenir Next" w:cs="Avenir Next" w:eastAsia="Avenir Next"/>
+                <w:color w:val="1A1A1A"/>
                 <w:sz w:val="19"/>
                 <w:szCs w:val="19"/>
               </w:rPr>
-              <w:t xml:space="preserve">It goes up.</w:t>
+              <w:t xml:space="preserve">  </w:t>
+            </w:r>
+            <w:r>
+              <w:rPr>
+                <w:rFonts w:ascii="Avenir Next" w:hAnsi="Avenir Next" w:cs="Avenir Next" w:eastAsia="Avenir Next"/>
+                <w:color w:val="1A1A1A"/>
+                <w:sz w:val="22"/>
+                <w:szCs w:val="19"/>
+              </w:rPr>
+              <w:t xml:space="preserve">It goes down.</w:t>
             </w:r>
           </w:p>
         </w:tc>
@@ -1629,46 +1672,7 @@
               <w:rPr>
                 <w:rFonts w:ascii="Avenir Next" w:hAnsi="Avenir Next" w:cs="Avenir Next" w:eastAsia="Avenir Next"/>
                 <w:color w:val="1A1A1A"/>
-                <w:sz w:val="19"/>
-                <w:szCs w:val="19"/>
-              </w:rPr>
-              <w:t xml:space="preserve">It goes down.</w:t>
-            </w:r>
-          </w:p>
-        </w:tc>
-        <w:tc>
-          <w:tcPr>
-            <w:tcW w:w="3024" w:type="dxa"/>
-            <w:vAlign w:val="top"/>
-          </w:tcPr>
-          <w:p>
-            <w:pPr>
-              <w:spacing w:before="0" w:after="0" w:line="240" w:lineRule="auto"/>
-              <w:ind w:left="0"/>
-            </w:pPr>
-            <w:r>
-              <w:rPr>
-                <w:rFonts w:ascii="Arial" w:hAnsi="Arial" w:cs="Arial" w:eastAsia="Arial"/>
-                <w:color w:val="1A1A1A"/>
-                <w:sz w:val="26"/>
-                <w:szCs w:val="26"/>
-              </w:rPr>
-              <w:t xml:space="preserve">□</w:t>
-            </w:r>
-            <w:r>
-              <w:rPr>
-                <w:rFonts w:ascii="Avenir Next" w:hAnsi="Avenir Next" w:cs="Avenir Next" w:eastAsia="Avenir Next"/>
-                <w:color w:val="1A1A1A"/>
-                <w:sz w:val="19"/>
-                <w:szCs w:val="19"/>
-              </w:rPr>
-              <w:t xml:space="preserve">  </w:t>
-            </w:r>
-            <w:r>
-              <w:rPr>
-                <w:rFonts w:ascii="Avenir Next" w:hAnsi="Avenir Next" w:cs="Avenir Next" w:eastAsia="Avenir Next"/>
-                <w:color w:val="1A1A1A"/>
-                <w:sz w:val="19"/>
+                <w:sz w:val="22"/>
                 <w:szCs w:val="19"/>
               </w:rPr>
               <w:t xml:space="preserve">It stays the same.</w:t>
@@ -1690,7 +1694,7 @@
           <w:rFonts w:ascii="Avenir Next" w:hAnsi="Avenir Next" w:cs="Avenir Next" w:eastAsia="Avenir Next"/>
           <w:b/>
           <w:color w:val="1A1A1A"/>
-          <w:sz w:val="18"/>
+          <w:sz w:val="22"/>
           <w:szCs w:val="18"/>
         </w:rPr>
         <w:t xml:space="preserve">New mean</w:t>
@@ -1724,18 +1728,18 @@
           <w:rFonts w:ascii="Avenir Next" w:hAnsi="Avenir Next" w:cs="Avenir Next" w:eastAsia="Avenir Next"/>
           <w:b/>
           <w:color w:val="1A1A1A"/>
+          <w:sz w:val="22"/>
+          <w:szCs w:val="20"/>
+        </w:rPr>
+        <w:t xml:space="preserve">5.</w:t>
+      </w:r>
+      <w:r>
+        <w:rPr>
+          <w:rFonts w:ascii="Avenir Next" w:hAnsi="Avenir Next" w:cs="Avenir Next" w:eastAsia="Avenir Next"/>
+          <w:color w:val="1A1A1A"/>
           <w:sz w:val="20"/>
           <w:szCs w:val="20"/>
         </w:rPr>
-        <w:t xml:space="preserve">5.</w:t>
-      </w:r>
-      <w:r>
-        <w:rPr>
-          <w:rFonts w:ascii="Avenir Next" w:hAnsi="Avenir Next" w:cs="Avenir Next" w:eastAsia="Avenir Next"/>
-          <w:color w:val="1A1A1A"/>
-          <w:sz w:val="20"/>
-          <w:szCs w:val="20"/>
-        </w:rPr>
         <w:tab/>
       </w:r>
       <w:r>
@@ -1743,7 +1747,7 @@
           <w:rFonts w:ascii="Avenir Next" w:hAnsi="Avenir Next" w:cs="Avenir Next" w:eastAsia="Avenir Next"/>
           <w:b/>
           <w:color w:val="1A1A1A"/>
-          <w:sz w:val="20"/>
+          <w:sz w:val="22"/>
           <w:szCs w:val="20"/>
         </w:rPr>
         <w:t xml:space="preserve">Find the Error.  </w:t>
@@ -1752,7 +1756,7 @@
         <w:rPr>
           <w:rFonts w:ascii="Avenir Next" w:hAnsi="Avenir Next" w:cs="Avenir Next" w:eastAsia="Avenir Next"/>
           <w:color w:val="1A1A1A"/>
-          <w:sz w:val="20"/>
+          <w:sz w:val="22"/>
           <w:szCs w:val="20"/>
         </w:rPr>
         <w:t xml:space="preserve">To find the mean of 8, 0, 6, and 10, Darnell added to get 24. Then he divided by 3 because “zero does not count.” Explain his error and find the mean.</w:t>
@@ -1873,6 +1877,7 @@
           </w:tcPr>
           <w:p>
             <w:pPr>
+              <w:pStyle w:val="Heading2"/>
               <w:spacing w:before="0" w:after="0" w:line="240" w:lineRule="auto"/>
             </w:pPr>
             <w:r>
@@ -1910,7 +1915,7 @@
               <w:rPr>
                 <w:rFonts w:ascii="Avenir Next" w:hAnsi="Avenir Next" w:cs="Avenir Next" w:eastAsia="Avenir Next"/>
                 <w:color w:val="1A1A1A"/>
-                <w:sz w:val="17"/>
+                <w:sz w:val="22"/>
                 <w:szCs w:val="17"/>
               </w:rPr>
               <w:t xml:space="preserve">  I can do this on my own</w:t>
@@ -1939,7 +1944,7 @@
               <w:rPr>
                 <w:rFonts w:ascii="Avenir Next" w:hAnsi="Avenir Next" w:cs="Avenir Next" w:eastAsia="Avenir Next"/>
                 <w:color w:val="1A1A1A"/>
-                <w:sz w:val="17"/>
+                <w:sz w:val="22"/>
                 <w:szCs w:val="17"/>
               </w:rPr>
               <w:t xml:space="preserve">  I need a little help</w:t>
@@ -1968,7 +1973,7 @@
               <w:rPr>
                 <w:rFonts w:ascii="Avenir Next" w:hAnsi="Avenir Next" w:cs="Avenir Next" w:eastAsia="Avenir Next"/>
                 <w:color w:val="1A1A1A"/>
-                <w:sz w:val="17"/>
+                <w:sz w:val="22"/>
                 <w:szCs w:val="17"/>
               </w:rPr>
               <w:t xml:space="preserve">  I have a question about #</w:t>
@@ -2006,7 +2011,7 @@
         <w:rPr>
           <w:rFonts w:ascii="Avenir Next" w:hAnsi="Avenir Next" w:cs="Avenir Next" w:eastAsia="Avenir Next"/>
           <w:color w:val="5A5F66"/>
-          <w:sz w:val="17"/>
+          <w:sz w:val="22"/>
           <w:szCs w:val="17"/>
         </w:rPr>
         <w:t xml:space="preserve">Ask 4 people at home how many glasses of water they drink in a day. Find the mean.</w:t>
@@ -2026,10 +2031,28 @@
         <w:rPr>
           <w:rFonts w:ascii="Avenir Next" w:hAnsi="Avenir Next" w:cs="Avenir Next" w:eastAsia="Avenir Next"/>
           <w:color w:val="1A1A1A"/>
+          <w:sz w:val="22"/>
+          <w:szCs w:val="20"/>
+        </w:rPr>
+        <w:t xml:space="preserve">Name</w:t>
+      </w:r>
+      <w:r>
+        <w:rPr>
+          <w:rFonts w:ascii="Avenir Next" w:hAnsi="Avenir Next" w:cs="Avenir Next" w:eastAsia="Avenir Next"/>
+          <w:color w:val="1A1A1A"/>
           <w:sz w:val="20"/>
           <w:szCs w:val="20"/>
         </w:rPr>
-        <w:t xml:space="preserve">Name</w:t>
+        <w:tab/>
+      </w:r>
+      <w:r>
+        <w:rPr>
+          <w:rFonts w:ascii="Avenir Next" w:hAnsi="Avenir Next" w:cs="Avenir Next" w:eastAsia="Avenir Next"/>
+          <w:color w:val="1A1A1A"/>
+          <w:sz w:val="22"/>
+          <w:szCs w:val="20"/>
+        </w:rPr>
+        <w:t xml:space="preserve">   Date</w:t>
       </w:r>
       <w:r>
         <w:rPr>
@@ -2044,25 +2067,7 @@
         <w:rPr>
           <w:rFonts w:ascii="Avenir Next" w:hAnsi="Avenir Next" w:cs="Avenir Next" w:eastAsia="Avenir Next"/>
           <w:color w:val="1A1A1A"/>
-          <w:sz w:val="20"/>
-          <w:szCs w:val="20"/>
-        </w:rPr>
-        <w:t xml:space="preserve">   Date</w:t>
-      </w:r>
-      <w:r>
-        <w:rPr>
-          <w:rFonts w:ascii="Avenir Next" w:hAnsi="Avenir Next" w:cs="Avenir Next" w:eastAsia="Avenir Next"/>
-          <w:color w:val="1A1A1A"/>
-          <w:sz w:val="20"/>
-          <w:szCs w:val="20"/>
-        </w:rPr>
-        <w:tab/>
-      </w:r>
-      <w:r>
-        <w:rPr>
-          <w:rFonts w:ascii="Avenir Next" w:hAnsi="Avenir Next" w:cs="Avenir Next" w:eastAsia="Avenir Next"/>
-          <w:color w:val="1A1A1A"/>
-          <w:sz w:val="20"/>
+          <w:sz w:val="22"/>
           <w:szCs w:val="20"/>
         </w:rPr>
         <w:t xml:space="preserve">   Period</w:t>
@@ -2089,7 +2094,7 @@
           <w:caps/>
           <w:color w:val="003A70"/>
           <w:spacing w:val="12"/>
-          <w:sz w:val="19"/>
+          <w:sz w:val="22"/>
           <w:szCs w:val="19"/>
         </w:rPr>
         <w:t xml:space="preserve">Lesson 2-8  ·  Homework Packet  ·  Sheet 2 of 2</w:t>
@@ -2097,6 +2102,7 @@
     </w:p>
     <w:p>
       <w:pPr>
+        <w:pStyle w:val="Heading1"/>
         <w:keepNext/>
         <w:spacing w:before="0" w:after="0" w:line="240" w:lineRule="auto"/>
       </w:pPr>
@@ -2122,7 +2128,7 @@
         <w:rPr>
           <w:rFonts w:ascii="Avenir Next" w:hAnsi="Avenir Next" w:cs="Avenir Next" w:eastAsia="Avenir Next"/>
           <w:color w:val="5A5F66"/>
-          <w:sz w:val="17"/>
+          <w:sz w:val="22"/>
           <w:szCs w:val="17"/>
         </w:rPr>
         <w:t xml:space="preserve">Maryland Standard 6.SP.B.5c   ·   Learning target — I can find the value a data set still needs in order to reach a target mean.</w:t>
@@ -2169,6 +2175,7 @@
           </w:tcPr>
           <w:p>
             <w:pPr>
+              <w:pStyle w:val="Heading2"/>
               <w:spacing w:before="0" w:after="0" w:line="240" w:lineRule="auto"/>
             </w:pPr>
             <w:r>
@@ -2196,35 +2203,35 @@
                 <w:rFonts w:ascii="Avenir Next" w:hAnsi="Avenir Next" w:cs="Avenir Next" w:eastAsia="Avenir Next"/>
                 <w:b/>
                 <w:color w:val="003A70"/>
+                <w:sz w:val="22"/>
+                <w:szCs w:val="18"/>
+              </w:rPr>
+              <w:t xml:space="preserve">•</w:t>
+            </w:r>
+            <w:r>
+              <w:rPr>
+                <w:rFonts w:ascii="Avenir Next" w:hAnsi="Avenir Next" w:cs="Avenir Next" w:eastAsia="Avenir Next"/>
+                <w:color w:val="1A1A1A"/>
                 <w:sz w:val="18"/>
                 <w:szCs w:val="18"/>
               </w:rPr>
-              <w:t xml:space="preserve">•</w:t>
-            </w:r>
-            <w:r>
-              <w:rPr>
-                <w:rFonts w:ascii="Avenir Next" w:hAnsi="Avenir Next" w:cs="Avenir Next" w:eastAsia="Avenir Next"/>
-                <w:color w:val="1A1A1A"/>
-                <w:sz w:val="18"/>
+              <w:tab/>
+            </w:r>
+            <w:r>
+              <w:rPr>
+                <w:rFonts w:ascii="Avenir Next" w:hAnsi="Avenir Next" w:cs="Avenir Next" w:eastAsia="Avenir Next"/>
+                <w:b/>
+                <w:color w:val="1A1A1A"/>
+                <w:sz w:val="22"/>
                 <w:szCs w:val="18"/>
               </w:rPr>
-              <w:tab/>
-            </w:r>
-            <w:r>
-              <w:rPr>
-                <w:rFonts w:ascii="Avenir Next" w:hAnsi="Avenir Next" w:cs="Avenir Next" w:eastAsia="Avenir Next"/>
-                <w:b/>
-                <w:color w:val="1A1A1A"/>
-                <w:sz w:val="18"/>
-                <w:szCs w:val="18"/>
-              </w:rPr>
               <w:t xml:space="preserve">Target total = target mean × number of values</w:t>
             </w:r>
             <w:r>
               <w:rPr>
                 <w:rFonts w:ascii="Avenir Next" w:hAnsi="Avenir Next" w:cs="Avenir Next" w:eastAsia="Avenir Next"/>
                 <w:color w:val="1A1A1A"/>
-                <w:sz w:val="18"/>
+                <w:sz w:val="22"/>
                 <w:szCs w:val="18"/>
               </w:rPr>
               <w:t xml:space="preserve"> (count the missing value too).</w:t>
@@ -2243,35 +2250,35 @@
                 <w:rFonts w:ascii="Avenir Next" w:hAnsi="Avenir Next" w:cs="Avenir Next" w:eastAsia="Avenir Next"/>
                 <w:b/>
                 <w:color w:val="003A70"/>
+                <w:sz w:val="22"/>
+                <w:szCs w:val="18"/>
+              </w:rPr>
+              <w:t xml:space="preserve">•</w:t>
+            </w:r>
+            <w:r>
+              <w:rPr>
+                <w:rFonts w:ascii="Avenir Next" w:hAnsi="Avenir Next" w:cs="Avenir Next" w:eastAsia="Avenir Next"/>
+                <w:color w:val="1A1A1A"/>
                 <w:sz w:val="18"/>
                 <w:szCs w:val="18"/>
               </w:rPr>
-              <w:t xml:space="preserve">•</w:t>
-            </w:r>
-            <w:r>
-              <w:rPr>
-                <w:rFonts w:ascii="Avenir Next" w:hAnsi="Avenir Next" w:cs="Avenir Next" w:eastAsia="Avenir Next"/>
-                <w:color w:val="1A1A1A"/>
-                <w:sz w:val="18"/>
+              <w:tab/>
+            </w:r>
+            <w:r>
+              <w:rPr>
+                <w:rFonts w:ascii="Avenir Next" w:hAnsi="Avenir Next" w:cs="Avenir Next" w:eastAsia="Avenir Next"/>
+                <w:b/>
+                <w:color w:val="1A1A1A"/>
+                <w:sz w:val="22"/>
                 <w:szCs w:val="18"/>
               </w:rPr>
-              <w:tab/>
-            </w:r>
-            <w:r>
-              <w:rPr>
-                <w:rFonts w:ascii="Avenir Next" w:hAnsi="Avenir Next" w:cs="Avenir Next" w:eastAsia="Avenir Next"/>
-                <w:b/>
-                <w:color w:val="1A1A1A"/>
-                <w:sz w:val="18"/>
-                <w:szCs w:val="18"/>
-              </w:rPr>
               <w:t xml:space="preserve">Missing value = target total − sum so far.</w:t>
             </w:r>
             <w:r>
               <w:rPr>
                 <w:rFonts w:ascii="Avenir Next" w:hAnsi="Avenir Next" w:cs="Avenir Next" w:eastAsia="Avenir Next"/>
                 <w:color w:val="1A1A1A"/>
-                <w:sz w:val="18"/>
+                <w:sz w:val="22"/>
                 <w:szCs w:val="18"/>
               </w:rPr>
               <w:t xml:space="preserve"> Check: the new total ÷ count should equal the target mean.</w:t>
@@ -2286,6 +2293,7 @@
           </w:tcPr>
           <w:p>
             <w:pPr>
+              <w:pStyle w:val="Heading2"/>
               <w:spacing w:before="0" w:after="0" w:line="240" w:lineRule="auto"/>
             </w:pPr>
             <w:r>
@@ -2308,7 +2316,7 @@
               <w:rPr>
                 <w:rFonts w:ascii="Avenir Next" w:hAnsi="Avenir Next" w:cs="Avenir Next" w:eastAsia="Avenir Next"/>
                 <w:color w:val="1A1A1A"/>
-                <w:sz w:val="17"/>
+                <w:sz w:val="22"/>
                 <w:szCs w:val="17"/>
               </w:rPr>
               <w:t xml:space="preserve">Jamal’s quiz scores are 78, 85, and 90. What score on quiz 4 gives a mean of 85?</w:t>
@@ -2327,25 +2335,25 @@
                 <w:rFonts w:ascii="Avenir Next" w:hAnsi="Avenir Next" w:cs="Avenir Next" w:eastAsia="Avenir Next"/>
                 <w:b/>
                 <w:color w:val="003A70"/>
+                <w:sz w:val="22"/>
+                <w:szCs w:val="17"/>
+              </w:rPr>
+              <w:t xml:space="preserve">Step 1</w:t>
+            </w:r>
+            <w:r>
+              <w:rPr>
+                <w:rFonts w:ascii="Avenir Next" w:hAnsi="Avenir Next" w:cs="Avenir Next" w:eastAsia="Avenir Next"/>
+                <w:color w:val="1A1A1A"/>
                 <w:sz w:val="17"/>
                 <w:szCs w:val="17"/>
               </w:rPr>
-              <w:t xml:space="preserve">Step 1</w:t>
-            </w:r>
-            <w:r>
-              <w:rPr>
-                <w:rFonts w:ascii="Avenir Next" w:hAnsi="Avenir Next" w:cs="Avenir Next" w:eastAsia="Avenir Next"/>
-                <w:color w:val="1A1A1A"/>
-                <w:sz w:val="17"/>
-                <w:szCs w:val="17"/>
-              </w:rPr>
               <w:tab/>
             </w:r>
             <w:r>
               <w:rPr>
                 <w:rFonts w:ascii="Avenir Next" w:hAnsi="Avenir Next" w:cs="Avenir Next" w:eastAsia="Avenir Next"/>
                 <w:color w:val="1A1A1A"/>
-                <w:sz w:val="17"/>
+                <w:sz w:val="22"/>
                 <w:szCs w:val="17"/>
               </w:rPr>
               <w:t xml:space="preserve">Target total: 85 × 4 = 340</w:t>
@@ -2364,25 +2372,25 @@
                 <w:rFonts w:ascii="Avenir Next" w:hAnsi="Avenir Next" w:cs="Avenir Next" w:eastAsia="Avenir Next"/>
                 <w:b/>
                 <w:color w:val="003A70"/>
+                <w:sz w:val="22"/>
+                <w:szCs w:val="17"/>
+              </w:rPr>
+              <w:t xml:space="preserve">Step 2</w:t>
+            </w:r>
+            <w:r>
+              <w:rPr>
+                <w:rFonts w:ascii="Avenir Next" w:hAnsi="Avenir Next" w:cs="Avenir Next" w:eastAsia="Avenir Next"/>
+                <w:color w:val="1A1A1A"/>
                 <w:sz w:val="17"/>
                 <w:szCs w:val="17"/>
               </w:rPr>
-              <w:t xml:space="preserve">Step 2</w:t>
-            </w:r>
-            <w:r>
-              <w:rPr>
-                <w:rFonts w:ascii="Avenir Next" w:hAnsi="Avenir Next" w:cs="Avenir Next" w:eastAsia="Avenir Next"/>
-                <w:color w:val="1A1A1A"/>
-                <w:sz w:val="17"/>
-                <w:szCs w:val="17"/>
-              </w:rPr>
               <w:tab/>
             </w:r>
             <w:r>
               <w:rPr>
                 <w:rFonts w:ascii="Avenir Next" w:hAnsi="Avenir Next" w:cs="Avenir Next" w:eastAsia="Avenir Next"/>
                 <w:color w:val="1A1A1A"/>
-                <w:sz w:val="17"/>
+                <w:sz w:val="22"/>
                 <w:szCs w:val="17"/>
               </w:rPr>
               <w:t xml:space="preserve">Sum so far: 78 + 85 + 90 = 253</w:t>
@@ -2401,25 +2409,25 @@
                 <w:rFonts w:ascii="Avenir Next" w:hAnsi="Avenir Next" w:cs="Avenir Next" w:eastAsia="Avenir Next"/>
                 <w:b/>
                 <w:color w:val="003A70"/>
+                <w:sz w:val="22"/>
+                <w:szCs w:val="17"/>
+              </w:rPr>
+              <w:t xml:space="preserve">Step 3</w:t>
+            </w:r>
+            <w:r>
+              <w:rPr>
+                <w:rFonts w:ascii="Avenir Next" w:hAnsi="Avenir Next" w:cs="Avenir Next" w:eastAsia="Avenir Next"/>
+                <w:color w:val="1A1A1A"/>
                 <w:sz w:val="17"/>
                 <w:szCs w:val="17"/>
               </w:rPr>
-              <w:t xml:space="preserve">Step 3</w:t>
-            </w:r>
-            <w:r>
-              <w:rPr>
-                <w:rFonts w:ascii="Avenir Next" w:hAnsi="Avenir Next" w:cs="Avenir Next" w:eastAsia="Avenir Next"/>
-                <w:color w:val="1A1A1A"/>
-                <w:sz w:val="17"/>
-                <w:szCs w:val="17"/>
-              </w:rPr>
               <w:tab/>
             </w:r>
             <w:r>
               <w:rPr>
                 <w:rFonts w:ascii="Avenir Next" w:hAnsi="Avenir Next" w:cs="Avenir Next" w:eastAsia="Avenir Next"/>
                 <w:color w:val="1A1A1A"/>
-                <w:sz w:val="17"/>
+                <w:sz w:val="22"/>
                 <w:szCs w:val="17"/>
               </w:rPr>
               <w:t xml:space="preserve">Missing: 340 − 253 = 87. Check: 340 ÷ 4 = 85</w:t>
@@ -2438,18 +2446,18 @@
                 <w:rFonts w:ascii="Avenir Next" w:hAnsi="Avenir Next" w:cs="Avenir Next" w:eastAsia="Avenir Next"/>
                 <w:b/>
                 <w:color w:val="1A1A1A"/>
+                <w:sz w:val="22"/>
+                <w:szCs w:val="17"/>
+              </w:rPr>
+              <w:t xml:space="preserve">Answer</w:t>
+            </w:r>
+            <w:r>
+              <w:rPr>
+                <w:rFonts w:ascii="Avenir Next" w:hAnsi="Avenir Next" w:cs="Avenir Next" w:eastAsia="Avenir Next"/>
+                <w:color w:val="1A1A1A"/>
                 <w:sz w:val="17"/>
                 <w:szCs w:val="17"/>
               </w:rPr>
-              <w:t xml:space="preserve">Answer</w:t>
-            </w:r>
-            <w:r>
-              <w:rPr>
-                <w:rFonts w:ascii="Avenir Next" w:hAnsi="Avenir Next" w:cs="Avenir Next" w:eastAsia="Avenir Next"/>
-                <w:color w:val="1A1A1A"/>
-                <w:sz w:val="17"/>
-                <w:szCs w:val="17"/>
-              </w:rPr>
               <w:tab/>
             </w:r>
             <w:r>
@@ -2457,7 +2465,7 @@
                 <w:rFonts w:ascii="Avenir Next" w:hAnsi="Avenir Next" w:cs="Avenir Next" w:eastAsia="Avenir Next"/>
                 <w:b/>
                 <w:color w:val="1A1A1A"/>
-                <w:sz w:val="17"/>
+                <w:sz w:val="22"/>
                 <w:szCs w:val="17"/>
               </w:rPr>
               <w:t xml:space="preserve">87 points</w:t>
@@ -2468,6 +2476,7 @@
     </w:tbl>
     <w:p>
       <w:pPr>
+        <w:pStyle w:val="Heading2"/>
         <w:keepNext/>
         <w:pBdr>
           <w:bottom w:val="single" w:sz="8" w:space="3" w:color="003A70"/>
@@ -2483,7 +2492,7 @@
           <w:b/>
           <w:color w:val="003A70"/>
           <w:spacing w:val="14"/>
-          <w:sz w:val="19"/>
+          <w:sz w:val="22"/>
           <w:szCs w:val="19"/>
         </w:rPr>
         <w:t xml:space="preserve">PRACTICE</w:t>
@@ -2502,7 +2511,7 @@
           <w:rFonts w:ascii="Avenir Next" w:hAnsi="Avenir Next" w:cs="Avenir Next" w:eastAsia="Avenir Next"/>
           <w:i/>
           <w:color w:val="5A5F66"/>
-          <w:sz w:val="17"/>
+          <w:sz w:val="22"/>
           <w:szCs w:val="17"/>
         </w:rPr>
         <w:t xml:space="preserve">show your work · label units</w:t>
@@ -2522,25 +2531,25 @@
           <w:rFonts w:ascii="Avenir Next" w:hAnsi="Avenir Next" w:cs="Avenir Next" w:eastAsia="Avenir Next"/>
           <w:b/>
           <w:color w:val="1A1A1A"/>
+          <w:sz w:val="22"/>
+          <w:szCs w:val="20"/>
+        </w:rPr>
+        <w:t xml:space="preserve">1.</w:t>
+      </w:r>
+      <w:r>
+        <w:rPr>
+          <w:rFonts w:ascii="Avenir Next" w:hAnsi="Avenir Next" w:cs="Avenir Next" w:eastAsia="Avenir Next"/>
+          <w:color w:val="1A1A1A"/>
           <w:sz w:val="20"/>
           <w:szCs w:val="20"/>
         </w:rPr>
-        <w:t xml:space="preserve">1.</w:t>
-      </w:r>
-      <w:r>
-        <w:rPr>
-          <w:rFonts w:ascii="Avenir Next" w:hAnsi="Avenir Next" w:cs="Avenir Next" w:eastAsia="Avenir Next"/>
-          <w:color w:val="1A1A1A"/>
-          <w:sz w:val="20"/>
-          <w:szCs w:val="20"/>
-        </w:rPr>
         <w:tab/>
       </w:r>
       <w:r>
         <w:rPr>
           <w:rFonts w:ascii="Avenir Next" w:hAnsi="Avenir Next" w:cs="Avenir Next" w:eastAsia="Avenir Next"/>
           <w:color w:val="1A1A1A"/>
-          <w:sz w:val="20"/>
+          <w:sz w:val="22"/>
           <w:szCs w:val="20"/>
         </w:rPr>
         <w:t xml:space="preserve">Complete the table.</w:t>
@@ -2608,7 +2617,7 @@
                 <w:rFonts w:ascii="Avenir Next" w:hAnsi="Avenir Next" w:cs="Avenir Next" w:eastAsia="Avenir Next"/>
                 <w:b/>
                 <w:color w:val="1A1A1A"/>
-                <w:sz w:val="19"/>
+                <w:sz w:val="22"/>
                 <w:szCs w:val="19"/>
               </w:rPr>
               <w:t xml:space="preserve">Values</w:t>
@@ -2631,7 +2640,7 @@
                 <w:rFonts w:ascii="Avenir Next" w:hAnsi="Avenir Next" w:cs="Avenir Next" w:eastAsia="Avenir Next"/>
                 <w:b/>
                 <w:color w:val="1A1A1A"/>
-                <w:sz w:val="19"/>
+                <w:sz w:val="22"/>
                 <w:szCs w:val="19"/>
               </w:rPr>
               <w:t xml:space="preserve">Target mean</w:t>
@@ -2654,7 +2663,7 @@
                 <w:rFonts w:ascii="Avenir Next" w:hAnsi="Avenir Next" w:cs="Avenir Next" w:eastAsia="Avenir Next"/>
                 <w:b/>
                 <w:color w:val="1A1A1A"/>
-                <w:sz w:val="19"/>
+                <w:sz w:val="22"/>
                 <w:szCs w:val="19"/>
               </w:rPr>
               <w:t xml:space="preserve">Target total</w:t>
@@ -2677,7 +2686,7 @@
                 <w:rFonts w:ascii="Avenir Next" w:hAnsi="Avenir Next" w:cs="Avenir Next" w:eastAsia="Avenir Next"/>
                 <w:b/>
                 <w:color w:val="1A1A1A"/>
-                <w:sz w:val="19"/>
+                <w:sz w:val="22"/>
                 <w:szCs w:val="19"/>
               </w:rPr>
               <w:t xml:space="preserve">Sum so far</w:t>
@@ -2700,7 +2709,7 @@
                 <w:rFonts w:ascii="Avenir Next" w:hAnsi="Avenir Next" w:cs="Avenir Next" w:eastAsia="Avenir Next"/>
                 <w:b/>
                 <w:color w:val="1A1A1A"/>
-                <w:sz w:val="19"/>
+                <w:sz w:val="22"/>
                 <w:szCs w:val="19"/>
               </w:rPr>
               <w:t xml:space="preserve">Missing value</w:t>
@@ -2729,7 +2738,7 @@
                 <w:rFonts w:ascii="Avenir Next" w:hAnsi="Avenir Next" w:cs="Avenir Next" w:eastAsia="Avenir Next"/>
                 <w:b/>
                 <w:color w:val="1A1A1A"/>
-                <w:sz w:val="19"/>
+                <w:sz w:val="22"/>
                 <w:szCs w:val="19"/>
               </w:rPr>
               <w:t xml:space="preserve">A</w:t>
@@ -2750,7 +2759,7 @@
               <w:rPr>
                 <w:rFonts w:ascii="Avenir Next" w:hAnsi="Avenir Next" w:cs="Avenir Next" w:eastAsia="Avenir Next"/>
                 <w:color w:val="1A1A1A"/>
-                <w:sz w:val="19"/>
+                <w:sz w:val="22"/>
                 <w:szCs w:val="19"/>
               </w:rPr>
               <w:t xml:space="preserve">3</w:t>
@@ -2771,7 +2780,7 @@
               <w:rPr>
                 <w:rFonts w:ascii="Avenir Next" w:hAnsi="Avenir Next" w:cs="Avenir Next" w:eastAsia="Avenir Next"/>
                 <w:color w:val="1A1A1A"/>
-                <w:sz w:val="19"/>
+                <w:sz w:val="22"/>
                 <w:szCs w:val="19"/>
               </w:rPr>
               <w:t xml:space="preserve">12</w:t>
@@ -2803,7 +2812,7 @@
               <w:rPr>
                 <w:rFonts w:ascii="Avenir Next" w:hAnsi="Avenir Next" w:cs="Avenir Next" w:eastAsia="Avenir Next"/>
                 <w:color w:val="1A1A1A"/>
-                <w:sz w:val="19"/>
+                <w:sz w:val="22"/>
                 <w:szCs w:val="19"/>
               </w:rPr>
               <w:t xml:space="preserve">25</w:t>
@@ -2843,7 +2852,7 @@
                 <w:rFonts w:ascii="Avenir Next" w:hAnsi="Avenir Next" w:cs="Avenir Next" w:eastAsia="Avenir Next"/>
                 <w:b/>
                 <w:color w:val="1A1A1A"/>
-                <w:sz w:val="19"/>
+                <w:sz w:val="22"/>
                 <w:szCs w:val="19"/>
               </w:rPr>
               <w:t xml:space="preserve">B</w:t>
@@ -2864,7 +2873,7 @@
               <w:rPr>
                 <w:rFonts w:ascii="Avenir Next" w:hAnsi="Avenir Next" w:cs="Avenir Next" w:eastAsia="Avenir Next"/>
                 <w:color w:val="1A1A1A"/>
-                <w:sz w:val="19"/>
+                <w:sz w:val="22"/>
                 <w:szCs w:val="19"/>
               </w:rPr>
               <w:t xml:space="preserve">4</w:t>
@@ -2896,7 +2905,7 @@
               <w:rPr>
                 <w:rFonts w:ascii="Avenir Next" w:hAnsi="Avenir Next" w:cs="Avenir Next" w:eastAsia="Avenir Next"/>
                 <w:color w:val="1A1A1A"/>
-                <w:sz w:val="19"/>
+                <w:sz w:val="22"/>
                 <w:szCs w:val="19"/>
               </w:rPr>
               <w:t xml:space="preserve">64</w:t>
@@ -2917,7 +2926,7 @@
               <w:rPr>
                 <w:rFonts w:ascii="Avenir Next" w:hAnsi="Avenir Next" w:cs="Avenir Next" w:eastAsia="Avenir Next"/>
                 <w:color w:val="1A1A1A"/>
-                <w:sz w:val="19"/>
+                <w:sz w:val="22"/>
                 <w:szCs w:val="19"/>
               </w:rPr>
               <w:t xml:space="preserve">49</w:t>
@@ -2956,18 +2965,18 @@
           <w:rFonts w:ascii="Avenir Next" w:hAnsi="Avenir Next" w:cs="Avenir Next" w:eastAsia="Avenir Next"/>
           <w:b/>
           <w:color w:val="1A1A1A"/>
+          <w:sz w:val="22"/>
+          <w:szCs w:val="20"/>
+        </w:rPr>
+        <w:t xml:space="preserve">2.</w:t>
+      </w:r>
+      <w:r>
+        <w:rPr>
+          <w:rFonts w:ascii="Avenir Next" w:hAnsi="Avenir Next" w:cs="Avenir Next" w:eastAsia="Avenir Next"/>
+          <w:color w:val="1A1A1A"/>
           <w:sz w:val="20"/>
           <w:szCs w:val="20"/>
         </w:rPr>
-        <w:t xml:space="preserve">2.</w:t>
-      </w:r>
-      <w:r>
-        <w:rPr>
-          <w:rFonts w:ascii="Avenir Next" w:hAnsi="Avenir Next" w:cs="Avenir Next" w:eastAsia="Avenir Next"/>
-          <w:color w:val="1A1A1A"/>
-          <w:sz w:val="20"/>
-          <w:szCs w:val="20"/>
-        </w:rPr>
         <w:tab/>
       </w:r>
       <w:r>
@@ -2975,7 +2984,7 @@
           <w:rFonts w:ascii="Avenir Next" w:hAnsi="Avenir Next" w:cs="Avenir Next" w:eastAsia="Avenir Next"/>
           <w:b/>
           <w:color w:val="1A1A1A"/>
-          <w:sz w:val="20"/>
+          <w:sz w:val="22"/>
           <w:szCs w:val="20"/>
         </w:rPr>
         <w:t xml:space="preserve">Bowling.  </w:t>
@@ -2984,7 +2993,7 @@
         <w:rPr>
           <w:rFonts w:ascii="Avenir Next" w:hAnsi="Avenir Next" w:cs="Avenir Next" w:eastAsia="Avenir Next"/>
           <w:color w:val="1A1A1A"/>
-          <w:sz w:val="20"/>
+          <w:sz w:val="22"/>
           <w:szCs w:val="20"/>
         </w:rPr>
         <w:t xml:space="preserve">Aaliyah bowled 112, 98, 105, and 121. What score in game 5 gives her a mean of 110?</w:t>
@@ -3003,25 +3012,25 @@
           <w:rFonts w:ascii="Avenir Next" w:hAnsi="Avenir Next" w:cs="Avenir Next" w:eastAsia="Avenir Next"/>
           <w:b/>
           <w:color w:val="1A1A1A"/>
+          <w:sz w:val="22"/>
+          <w:szCs w:val="18"/>
+        </w:rPr>
+        <w:t xml:space="preserve">Answer</w:t>
+      </w:r>
+      <w:r>
+        <w:rPr>
+          <w:rFonts w:ascii="Avenir Next" w:hAnsi="Avenir Next" w:cs="Avenir Next" w:eastAsia="Avenir Next"/>
+          <w:color w:val="1A1A1A"/>
           <w:sz w:val="18"/>
           <w:szCs w:val="18"/>
         </w:rPr>
-        <w:t xml:space="preserve">Answer</w:t>
-      </w:r>
-      <w:r>
-        <w:rPr>
-          <w:rFonts w:ascii="Avenir Next" w:hAnsi="Avenir Next" w:cs="Avenir Next" w:eastAsia="Avenir Next"/>
-          <w:color w:val="1A1A1A"/>
-          <w:sz w:val="18"/>
-          <w:szCs w:val="18"/>
-        </w:rPr>
         <w:tab/>
       </w:r>
       <w:r>
         <w:rPr>
           <w:rFonts w:ascii="Avenir Next" w:hAnsi="Avenir Next" w:cs="Avenir Next" w:eastAsia="Avenir Next"/>
           <w:color w:val="1A1A1A"/>
-          <w:sz w:val="18"/>
+          <w:sz w:val="22"/>
           <w:szCs w:val="18"/>
         </w:rPr>
         <w:t xml:space="preserve">  points</w:t>
@@ -3046,18 +3055,18 @@
           <w:rFonts w:ascii="Avenir Next" w:hAnsi="Avenir Next" w:cs="Avenir Next" w:eastAsia="Avenir Next"/>
           <w:b/>
           <w:color w:val="1A1A1A"/>
+          <w:sz w:val="22"/>
+          <w:szCs w:val="20"/>
+        </w:rPr>
+        <w:t xml:space="preserve">3.</w:t>
+      </w:r>
+      <w:r>
+        <w:rPr>
+          <w:rFonts w:ascii="Avenir Next" w:hAnsi="Avenir Next" w:cs="Avenir Next" w:eastAsia="Avenir Next"/>
+          <w:color w:val="1A1A1A"/>
           <w:sz w:val="20"/>
           <w:szCs w:val="20"/>
         </w:rPr>
-        <w:t xml:space="preserve">3.</w:t>
-      </w:r>
-      <w:r>
-        <w:rPr>
-          <w:rFonts w:ascii="Avenir Next" w:hAnsi="Avenir Next" w:cs="Avenir Next" w:eastAsia="Avenir Next"/>
-          <w:color w:val="1A1A1A"/>
-          <w:sz w:val="20"/>
-          <w:szCs w:val="20"/>
-        </w:rPr>
         <w:tab/>
       </w:r>
       <w:r>
@@ -3065,7 +3074,7 @@
           <w:rFonts w:ascii="Avenir Next" w:hAnsi="Avenir Next" w:cs="Avenir Next" w:eastAsia="Avenir Next"/>
           <w:b/>
           <w:color w:val="1A1A1A"/>
-          <w:sz w:val="20"/>
+          <w:sz w:val="22"/>
           <w:szCs w:val="20"/>
         </w:rPr>
         <w:t xml:space="preserve">Car Wash.  </w:t>
@@ -3074,7 +3083,7 @@
         <w:rPr>
           <w:rFonts w:ascii="Avenir Next" w:hAnsi="Avenir Next" w:cs="Avenir Next" w:eastAsia="Avenir Next"/>
           <w:color w:val="1A1A1A"/>
-          <w:sz w:val="20"/>
+          <w:sz w:val="22"/>
           <w:szCs w:val="20"/>
         </w:rPr>
         <w:t xml:space="preserve">A club raised $45, $60, $52, and $38 on four Saturdays. What must it raise on the fifth Saturday for a mean of $50?</w:t>
@@ -3093,7 +3102,7 @@
           <w:rFonts w:ascii="Avenir Next" w:hAnsi="Avenir Next" w:cs="Avenir Next" w:eastAsia="Avenir Next"/>
           <w:b/>
           <w:color w:val="1A1A1A"/>
-          <w:sz w:val="18"/>
+          <w:sz w:val="22"/>
           <w:szCs w:val="18"/>
         </w:rPr>
         <w:t xml:space="preserve">Answer</w:t>
@@ -3166,18 +3175,18 @@
                 <w:rFonts w:ascii="Avenir Next" w:hAnsi="Avenir Next" w:cs="Avenir Next" w:eastAsia="Avenir Next"/>
                 <w:b/>
                 <w:color w:val="1A1A1A"/>
+                <w:sz w:val="22"/>
+                <w:szCs w:val="20"/>
+              </w:rPr>
+              <w:t xml:space="preserve">4.</w:t>
+            </w:r>
+            <w:r>
+              <w:rPr>
+                <w:rFonts w:ascii="Avenir Next" w:hAnsi="Avenir Next" w:cs="Avenir Next" w:eastAsia="Avenir Next"/>
+                <w:color w:val="1A1A1A"/>
                 <w:sz w:val="20"/>
                 <w:szCs w:val="20"/>
               </w:rPr>
-              <w:t xml:space="preserve">4.</w:t>
-            </w:r>
-            <w:r>
-              <w:rPr>
-                <w:rFonts w:ascii="Avenir Next" w:hAnsi="Avenir Next" w:cs="Avenir Next" w:eastAsia="Avenir Next"/>
-                <w:color w:val="1A1A1A"/>
-                <w:sz w:val="20"/>
-                <w:szCs w:val="20"/>
-              </w:rPr>
               <w:tab/>
             </w:r>
             <w:r>
@@ -3185,7 +3194,7 @@
                 <w:rFonts w:ascii="Avenir Next" w:hAnsi="Avenir Next" w:cs="Avenir Next" w:eastAsia="Avenir Next"/>
                 <w:b/>
                 <w:color w:val="1A1A1A"/>
-                <w:sz w:val="20"/>
+                <w:sz w:val="22"/>
                 <w:szCs w:val="20"/>
               </w:rPr>
               <w:t xml:space="preserve">Push-Ups.  </w:t>
@@ -3194,7 +3203,7 @@
               <w:rPr>
                 <w:rFonts w:ascii="Avenir Next" w:hAnsi="Avenir Next" w:cs="Avenir Next" w:eastAsia="Avenir Next"/>
                 <w:color w:val="1A1A1A"/>
-                <w:sz w:val="20"/>
+                <w:sz w:val="22"/>
                 <w:szCs w:val="20"/>
               </w:rPr>
               <w:t xml:space="preserve">The dot plot shows how many push-ups Nia did on each of 7 days.</w:t>
@@ -3214,25 +3223,25 @@
                 <w:rFonts w:ascii="Avenir Next" w:hAnsi="Avenir Next" w:cs="Avenir Next" w:eastAsia="Avenir Next"/>
                 <w:b/>
                 <w:color w:val="003A70"/>
+                <w:sz w:val="22"/>
+                <w:szCs w:val="20"/>
+              </w:rPr>
+              <w:t xml:space="preserve">a.</w:t>
+            </w:r>
+            <w:r>
+              <w:rPr>
+                <w:rFonts w:ascii="Avenir Next" w:hAnsi="Avenir Next" w:cs="Avenir Next" w:eastAsia="Avenir Next"/>
+                <w:color w:val="1A1A1A"/>
                 <w:sz w:val="20"/>
                 <w:szCs w:val="20"/>
               </w:rPr>
-              <w:t xml:space="preserve">a.</w:t>
-            </w:r>
-            <w:r>
-              <w:rPr>
-                <w:rFonts w:ascii="Avenir Next" w:hAnsi="Avenir Next" w:cs="Avenir Next" w:eastAsia="Avenir Next"/>
-                <w:color w:val="1A1A1A"/>
-                <w:sz w:val="20"/>
-                <w:szCs w:val="20"/>
-              </w:rPr>
               <w:tab/>
             </w:r>
             <w:r>
               <w:rPr>
                 <w:rFonts w:ascii="Avenir Next" w:hAnsi="Avenir Next" w:cs="Avenir Next" w:eastAsia="Avenir Next"/>
                 <w:color w:val="1A1A1A"/>
-                <w:sz w:val="20"/>
+                <w:sz w:val="22"/>
                 <w:szCs w:val="20"/>
               </w:rPr>
               <w:t xml:space="preserve">Mean for the 7 days:</w:t>
@@ -3271,25 +3280,25 @@
                 <w:rFonts w:ascii="Avenir Next" w:hAnsi="Avenir Next" w:cs="Avenir Next" w:eastAsia="Avenir Next"/>
                 <w:b/>
                 <w:color w:val="003A70"/>
+                <w:sz w:val="22"/>
+                <w:szCs w:val="20"/>
+              </w:rPr>
+              <w:t xml:space="preserve">b.</w:t>
+            </w:r>
+            <w:r>
+              <w:rPr>
+                <w:rFonts w:ascii="Avenir Next" w:hAnsi="Avenir Next" w:cs="Avenir Next" w:eastAsia="Avenir Next"/>
+                <w:color w:val="1A1A1A"/>
                 <w:sz w:val="20"/>
                 <w:szCs w:val="20"/>
               </w:rPr>
-              <w:t xml:space="preserve">b.</w:t>
-            </w:r>
-            <w:r>
-              <w:rPr>
-                <w:rFonts w:ascii="Avenir Next" w:hAnsi="Avenir Next" w:cs="Avenir Next" w:eastAsia="Avenir Next"/>
-                <w:color w:val="1A1A1A"/>
-                <w:sz w:val="20"/>
-                <w:szCs w:val="20"/>
-              </w:rPr>
               <w:tab/>
             </w:r>
             <w:r>
               <w:rPr>
                 <w:rFonts w:ascii="Avenir Next" w:hAnsi="Avenir Next" w:cs="Avenir Next" w:eastAsia="Avenir Next"/>
                 <w:color w:val="1A1A1A"/>
-                <w:sz w:val="20"/>
+                <w:sz w:val="22"/>
                 <w:szCs w:val="20"/>
               </w:rPr>
               <w:t xml:space="preserve">Day 8 for a mean of 14:</w:t>
@@ -3332,7 +3341,7 @@
               <w:drawing>
                 <wp:inline distT="0" distB="0" distL="0" distR="0">
                   <wp:extent cx="2743200" cy="859536"/>
-                  <wp:docPr id="2" name="Figure 2"/>
+                  <wp:docPr id="2" name="Figure 2" descr="Dot plot. Horizontal axis: values, 10 to 16, ticks every 1. Dots by value: 10: 1; 12: 2; 13: 1; 14: 2; 16: 1"/>
                   <a:graphic xmlns:a="http://schemas.openxmlformats.org/drawingml/2006/main">
                     <a:graphicData uri="http://schemas.openxmlformats.org/drawingml/2006/picture">
                       <pic:pic xmlns:pic="http://schemas.openxmlformats.org/drawingml/2006/picture">
@@ -3384,18 +3393,18 @@
           <w:rFonts w:ascii="Avenir Next" w:hAnsi="Avenir Next" w:cs="Avenir Next" w:eastAsia="Avenir Next"/>
           <w:b/>
           <w:color w:val="1A1A1A"/>
+          <w:sz w:val="22"/>
+          <w:szCs w:val="20"/>
+        </w:rPr>
+        <w:t xml:space="preserve">5.</w:t>
+      </w:r>
+      <w:r>
+        <w:rPr>
+          <w:rFonts w:ascii="Avenir Next" w:hAnsi="Avenir Next" w:cs="Avenir Next" w:eastAsia="Avenir Next"/>
+          <w:color w:val="1A1A1A"/>
           <w:sz w:val="20"/>
           <w:szCs w:val="20"/>
         </w:rPr>
-        <w:t xml:space="preserve">5.</w:t>
-      </w:r>
-      <w:r>
-        <w:rPr>
-          <w:rFonts w:ascii="Avenir Next" w:hAnsi="Avenir Next" w:cs="Avenir Next" w:eastAsia="Avenir Next"/>
-          <w:color w:val="1A1A1A"/>
-          <w:sz w:val="20"/>
-          <w:szCs w:val="20"/>
-        </w:rPr>
         <w:tab/>
       </w:r>
       <w:r>
@@ -3403,7 +3412,7 @@
           <w:rFonts w:ascii="Avenir Next" w:hAnsi="Avenir Next" w:cs="Avenir Next" w:eastAsia="Avenir Next"/>
           <w:b/>
           <w:color w:val="1A1A1A"/>
-          <w:sz w:val="20"/>
+          <w:sz w:val="22"/>
           <w:szCs w:val="20"/>
         </w:rPr>
         <w:t xml:space="preserve">Find the Error.  </w:t>
@@ -3412,7 +3421,7 @@
         <w:rPr>
           <w:rFonts w:ascii="Avenir Next" w:hAnsi="Avenir Next" w:cs="Avenir Next" w:eastAsia="Avenir Next"/>
           <w:color w:val="1A1A1A"/>
-          <w:sz w:val="20"/>
+          <w:sz w:val="22"/>
           <w:szCs w:val="20"/>
         </w:rPr>
         <w:t xml:space="preserve">Brianna scored 82, 86, and 78. For a mean of 85 on 4 tests, she wrote 85 × 3 − 246 = 9. Explain her error. What score does she need?</w:t>
@@ -3491,6 +3500,7 @@
     </w:p>
     <w:p>
       <w:pPr>
+        <w:pStyle w:val="Heading2"/>
         <w:keepNext/>
         <w:pBdr>
           <w:bottom w:val="single" w:sz="8" w:space="3" w:color="003A70"/>
@@ -3506,7 +3516,7 @@
           <w:b/>
           <w:color w:val="003A70"/>
           <w:spacing w:val="14"/>
-          <w:sz w:val="19"/>
+          <w:sz w:val="22"/>
           <w:szCs w:val="19"/>
         </w:rPr>
         <w:t xml:space="preserve">TEST PRACTICE</w:t>
@@ -3525,7 +3535,7 @@
           <w:rFonts w:ascii="Avenir Next" w:hAnsi="Avenir Next" w:cs="Avenir Next" w:eastAsia="Avenir Next"/>
           <w:i/>
           <w:color w:val="5A5F66"/>
-          <w:sz w:val="17"/>
+          <w:sz w:val="22"/>
           <w:szCs w:val="17"/>
         </w:rPr>
         <w:t xml:space="preserve">choose the best answer</w:t>
@@ -3545,25 +3555,25 @@
           <w:rFonts w:ascii="Avenir Next" w:hAnsi="Avenir Next" w:cs="Avenir Next" w:eastAsia="Avenir Next"/>
           <w:b/>
           <w:color w:val="1A1A1A"/>
+          <w:sz w:val="22"/>
+          <w:szCs w:val="20"/>
+        </w:rPr>
+        <w:t xml:space="preserve">6.</w:t>
+      </w:r>
+      <w:r>
+        <w:rPr>
+          <w:rFonts w:ascii="Avenir Next" w:hAnsi="Avenir Next" w:cs="Avenir Next" w:eastAsia="Avenir Next"/>
+          <w:color w:val="1A1A1A"/>
           <w:sz w:val="20"/>
           <w:szCs w:val="20"/>
         </w:rPr>
-        <w:t xml:space="preserve">6.</w:t>
-      </w:r>
-      <w:r>
-        <w:rPr>
-          <w:rFonts w:ascii="Avenir Next" w:hAnsi="Avenir Next" w:cs="Avenir Next" w:eastAsia="Avenir Next"/>
-          <w:color w:val="1A1A1A"/>
-          <w:sz w:val="20"/>
-          <w:szCs w:val="20"/>
-        </w:rPr>
         <w:tab/>
       </w:r>
       <w:r>
         <w:rPr>
           <w:rFonts w:ascii="Avenir Next" w:hAnsi="Avenir Next" w:cs="Avenir Next" w:eastAsia="Avenir Next"/>
           <w:color w:val="1A1A1A"/>
-          <w:sz w:val="20"/>
+          <w:sz w:val="22"/>
           <w:szCs w:val="20"/>
         </w:rPr>
         <w:t xml:space="preserve">Four numbers have a mean of 9. Three of them are 7, 10, and 8. What is the fourth number?</w:t>
@@ -3619,25 +3629,25 @@
                 <w:rFonts w:ascii="Avenir Next" w:hAnsi="Avenir Next" w:cs="Avenir Next" w:eastAsia="Avenir Next"/>
                 <w:b/>
                 <w:color w:val="003A70"/>
+                <w:sz w:val="22"/>
+                <w:szCs w:val="19"/>
+              </w:rPr>
+              <w:t xml:space="preserve">A</w:t>
+            </w:r>
+            <w:r>
+              <w:rPr>
+                <w:rFonts w:ascii="Avenir Next" w:hAnsi="Avenir Next" w:cs="Avenir Next" w:eastAsia="Avenir Next"/>
+                <w:color w:val="1A1A1A"/>
                 <w:sz w:val="19"/>
                 <w:szCs w:val="19"/>
               </w:rPr>
-              <w:t xml:space="preserve">A</w:t>
-            </w:r>
-            <w:r>
-              <w:rPr>
-                <w:rFonts w:ascii="Avenir Next" w:hAnsi="Avenir Next" w:cs="Avenir Next" w:eastAsia="Avenir Next"/>
-                <w:color w:val="1A1A1A"/>
-                <w:sz w:val="19"/>
-                <w:szCs w:val="19"/>
-              </w:rPr>
               <w:tab/>
             </w:r>
             <w:r>
               <w:rPr>
                 <w:rFonts w:ascii="Avenir Next" w:hAnsi="Avenir Next" w:cs="Avenir Next" w:eastAsia="Avenir Next"/>
                 <w:color w:val="1A1A1A"/>
-                <w:sz w:val="19"/>
+                <w:sz w:val="22"/>
                 <w:szCs w:val="19"/>
               </w:rPr>
               <w:t xml:space="preserve">9</w:t>
@@ -3662,25 +3672,25 @@
                 <w:rFonts w:ascii="Avenir Next" w:hAnsi="Avenir Next" w:cs="Avenir Next" w:eastAsia="Avenir Next"/>
                 <w:b/>
                 <w:color w:val="003A70"/>
+                <w:sz w:val="22"/>
+                <w:szCs w:val="19"/>
+              </w:rPr>
+              <w:t xml:space="preserve">B</w:t>
+            </w:r>
+            <w:r>
+              <w:rPr>
+                <w:rFonts w:ascii="Avenir Next" w:hAnsi="Avenir Next" w:cs="Avenir Next" w:eastAsia="Avenir Next"/>
+                <w:color w:val="1A1A1A"/>
                 <w:sz w:val="19"/>
                 <w:szCs w:val="19"/>
               </w:rPr>
-              <w:t xml:space="preserve">B</w:t>
-            </w:r>
-            <w:r>
-              <w:rPr>
-                <w:rFonts w:ascii="Avenir Next" w:hAnsi="Avenir Next" w:cs="Avenir Next" w:eastAsia="Avenir Next"/>
-                <w:color w:val="1A1A1A"/>
-                <w:sz w:val="19"/>
-                <w:szCs w:val="19"/>
-              </w:rPr>
               <w:tab/>
             </w:r>
             <w:r>
               <w:rPr>
                 <w:rFonts w:ascii="Avenir Next" w:hAnsi="Avenir Next" w:cs="Avenir Next" w:eastAsia="Avenir Next"/>
                 <w:color w:val="1A1A1A"/>
-                <w:sz w:val="19"/>
+                <w:sz w:val="22"/>
                 <w:szCs w:val="19"/>
               </w:rPr>
               <w:t xml:space="preserve">11</w:t>
@@ -3705,25 +3715,25 @@
                 <w:rFonts w:ascii="Avenir Next" w:hAnsi="Avenir Next" w:cs="Avenir Next" w:eastAsia="Avenir Next"/>
                 <w:b/>
                 <w:color w:val="003A70"/>
+                <w:sz w:val="22"/>
+                <w:szCs w:val="19"/>
+              </w:rPr>
+              <w:t xml:space="preserve">C</w:t>
+            </w:r>
+            <w:r>
+              <w:rPr>
+                <w:rFonts w:ascii="Avenir Next" w:hAnsi="Avenir Next" w:cs="Avenir Next" w:eastAsia="Avenir Next"/>
+                <w:color w:val="1A1A1A"/>
                 <w:sz w:val="19"/>
                 <w:szCs w:val="19"/>
               </w:rPr>
-              <w:t xml:space="preserve">C</w:t>
-            </w:r>
-            <w:r>
-              <w:rPr>
-                <w:rFonts w:ascii="Avenir Next" w:hAnsi="Avenir Next" w:cs="Avenir Next" w:eastAsia="Avenir Next"/>
-                <w:color w:val="1A1A1A"/>
-                <w:sz w:val="19"/>
-                <w:szCs w:val="19"/>
-              </w:rPr>
               <w:tab/>
             </w:r>
             <w:r>
               <w:rPr>
                 <w:rFonts w:ascii="Avenir Next" w:hAnsi="Avenir Next" w:cs="Avenir Next" w:eastAsia="Avenir Next"/>
                 <w:color w:val="1A1A1A"/>
-                <w:sz w:val="19"/>
+                <w:sz w:val="22"/>
                 <w:szCs w:val="19"/>
               </w:rPr>
               <w:t xml:space="preserve">2</w:t>
@@ -3748,25 +3758,25 @@
                 <w:rFonts w:ascii="Avenir Next" w:hAnsi="Avenir Next" w:cs="Avenir Next" w:eastAsia="Avenir Next"/>
                 <w:b/>
                 <w:color w:val="003A70"/>
+                <w:sz w:val="22"/>
+                <w:szCs w:val="19"/>
+              </w:rPr>
+              <w:t xml:space="preserve">D</w:t>
+            </w:r>
+            <w:r>
+              <w:rPr>
+                <w:rFonts w:ascii="Avenir Next" w:hAnsi="Avenir Next" w:cs="Avenir Next" w:eastAsia="Avenir Next"/>
+                <w:color w:val="1A1A1A"/>
                 <w:sz w:val="19"/>
                 <w:szCs w:val="19"/>
               </w:rPr>
-              <w:t xml:space="preserve">D</w:t>
-            </w:r>
-            <w:r>
-              <w:rPr>
-                <w:rFonts w:ascii="Avenir Next" w:hAnsi="Avenir Next" w:cs="Avenir Next" w:eastAsia="Avenir Next"/>
-                <w:color w:val="1A1A1A"/>
-                <w:sz w:val="19"/>
-                <w:szCs w:val="19"/>
-              </w:rPr>
               <w:tab/>
             </w:r>
             <w:r>
               <w:rPr>
                 <w:rFonts w:ascii="Avenir Next" w:hAnsi="Avenir Next" w:cs="Avenir Next" w:eastAsia="Avenir Next"/>
                 <w:color w:val="1A1A1A"/>
-                <w:sz w:val="19"/>
+                <w:sz w:val="22"/>
                 <w:szCs w:val="19"/>
               </w:rPr>
               <w:t xml:space="preserve">36</w:t>
@@ -3794,25 +3804,25 @@
           <w:rFonts w:ascii="Avenir Next" w:hAnsi="Avenir Next" w:cs="Avenir Next" w:eastAsia="Avenir Next"/>
           <w:b/>
           <w:color w:val="1A1A1A"/>
+          <w:sz w:val="22"/>
+          <w:szCs w:val="20"/>
+        </w:rPr>
+        <w:t xml:space="preserve">7.</w:t>
+      </w:r>
+      <w:r>
+        <w:rPr>
+          <w:rFonts w:ascii="Avenir Next" w:hAnsi="Avenir Next" w:cs="Avenir Next" w:eastAsia="Avenir Next"/>
+          <w:color w:val="1A1A1A"/>
           <w:sz w:val="20"/>
           <w:szCs w:val="20"/>
         </w:rPr>
-        <w:t xml:space="preserve">7.</w:t>
-      </w:r>
-      <w:r>
-        <w:rPr>
-          <w:rFonts w:ascii="Avenir Next" w:hAnsi="Avenir Next" w:cs="Avenir Next" w:eastAsia="Avenir Next"/>
-          <w:color w:val="1A1A1A"/>
-          <w:sz w:val="20"/>
-          <w:szCs w:val="20"/>
-        </w:rPr>
         <w:tab/>
       </w:r>
       <w:r>
         <w:rPr>
           <w:rFonts w:ascii="Avenir Next" w:hAnsi="Avenir Next" w:cs="Avenir Next" w:eastAsia="Avenir Next"/>
           <w:color w:val="1A1A1A"/>
-          <w:sz w:val="20"/>
+          <w:sz w:val="22"/>
           <w:szCs w:val="20"/>
         </w:rPr>
         <w:t xml:space="preserve">A player’s points in 5 games have a mean of 14. What is her total number of points?</w:t>
@@ -3868,25 +3878,25 @@
                 <w:rFonts w:ascii="Avenir Next" w:hAnsi="Avenir Next" w:cs="Avenir Next" w:eastAsia="Avenir Next"/>
                 <w:b/>
                 <w:color w:val="003A70"/>
+                <w:sz w:val="22"/>
+                <w:szCs w:val="19"/>
+              </w:rPr>
+              <w:t xml:space="preserve">A</w:t>
+            </w:r>
+            <w:r>
+              <w:rPr>
+                <w:rFonts w:ascii="Avenir Next" w:hAnsi="Avenir Next" w:cs="Avenir Next" w:eastAsia="Avenir Next"/>
+                <w:color w:val="1A1A1A"/>
                 <w:sz w:val="19"/>
                 <w:szCs w:val="19"/>
               </w:rPr>
-              <w:t xml:space="preserve">A</w:t>
-            </w:r>
-            <w:r>
-              <w:rPr>
-                <w:rFonts w:ascii="Avenir Next" w:hAnsi="Avenir Next" w:cs="Avenir Next" w:eastAsia="Avenir Next"/>
-                <w:color w:val="1A1A1A"/>
-                <w:sz w:val="19"/>
-                <w:szCs w:val="19"/>
-              </w:rPr>
               <w:tab/>
             </w:r>
             <w:r>
               <w:rPr>
                 <w:rFonts w:ascii="Avenir Next" w:hAnsi="Avenir Next" w:cs="Avenir Next" w:eastAsia="Avenir Next"/>
                 <w:color w:val="1A1A1A"/>
-                <w:sz w:val="19"/>
+                <w:sz w:val="22"/>
                 <w:szCs w:val="19"/>
               </w:rPr>
               <w:t xml:space="preserve">2.8</w:t>
@@ -3911,25 +3921,25 @@
                 <w:rFonts w:ascii="Avenir Next" w:hAnsi="Avenir Next" w:cs="Avenir Next" w:eastAsia="Avenir Next"/>
                 <w:b/>
                 <w:color w:val="003A70"/>
+                <w:sz w:val="22"/>
+                <w:szCs w:val="19"/>
+              </w:rPr>
+              <w:t xml:space="preserve">B</w:t>
+            </w:r>
+            <w:r>
+              <w:rPr>
+                <w:rFonts w:ascii="Avenir Next" w:hAnsi="Avenir Next" w:cs="Avenir Next" w:eastAsia="Avenir Next"/>
+                <w:color w:val="1A1A1A"/>
                 <w:sz w:val="19"/>
                 <w:szCs w:val="19"/>
               </w:rPr>
-              <w:t xml:space="preserve">B</w:t>
-            </w:r>
-            <w:r>
-              <w:rPr>
-                <w:rFonts w:ascii="Avenir Next" w:hAnsi="Avenir Next" w:cs="Avenir Next" w:eastAsia="Avenir Next"/>
-                <w:color w:val="1A1A1A"/>
-                <w:sz w:val="19"/>
-                <w:szCs w:val="19"/>
-              </w:rPr>
               <w:tab/>
             </w:r>
             <w:r>
               <w:rPr>
                 <w:rFonts w:ascii="Avenir Next" w:hAnsi="Avenir Next" w:cs="Avenir Next" w:eastAsia="Avenir Next"/>
                 <w:color w:val="1A1A1A"/>
-                <w:sz w:val="19"/>
+                <w:sz w:val="22"/>
                 <w:szCs w:val="19"/>
               </w:rPr>
               <w:t xml:space="preserve">19</w:t>
@@ -3954,25 +3964,25 @@
                 <w:rFonts w:ascii="Avenir Next" w:hAnsi="Avenir Next" w:cs="Avenir Next" w:eastAsia="Avenir Next"/>
                 <w:b/>
                 <w:color w:val="003A70"/>
+                <w:sz w:val="22"/>
+                <w:szCs w:val="19"/>
+              </w:rPr>
+              <w:t xml:space="preserve">C</w:t>
+            </w:r>
+            <w:r>
+              <w:rPr>
+                <w:rFonts w:ascii="Avenir Next" w:hAnsi="Avenir Next" w:cs="Avenir Next" w:eastAsia="Avenir Next"/>
+                <w:color w:val="1A1A1A"/>
                 <w:sz w:val="19"/>
                 <w:szCs w:val="19"/>
               </w:rPr>
-              <w:t xml:space="preserve">C</w:t>
-            </w:r>
-            <w:r>
-              <w:rPr>
-                <w:rFonts w:ascii="Avenir Next" w:hAnsi="Avenir Next" w:cs="Avenir Next" w:eastAsia="Avenir Next"/>
-                <w:color w:val="1A1A1A"/>
-                <w:sz w:val="19"/>
-                <w:szCs w:val="19"/>
-              </w:rPr>
               <w:tab/>
             </w:r>
             <w:r>
               <w:rPr>
                 <w:rFonts w:ascii="Avenir Next" w:hAnsi="Avenir Next" w:cs="Avenir Next" w:eastAsia="Avenir Next"/>
                 <w:color w:val="1A1A1A"/>
-                <w:sz w:val="19"/>
+                <w:sz w:val="22"/>
                 <w:szCs w:val="19"/>
               </w:rPr>
               <w:t xml:space="preserve">70</w:t>
@@ -3997,25 +4007,25 @@
                 <w:rFonts w:ascii="Avenir Next" w:hAnsi="Avenir Next" w:cs="Avenir Next" w:eastAsia="Avenir Next"/>
                 <w:b/>
                 <w:color w:val="003A70"/>
+                <w:sz w:val="22"/>
+                <w:szCs w:val="19"/>
+              </w:rPr>
+              <w:t xml:space="preserve">D</w:t>
+            </w:r>
+            <w:r>
+              <w:rPr>
+                <w:rFonts w:ascii="Avenir Next" w:hAnsi="Avenir Next" w:cs="Avenir Next" w:eastAsia="Avenir Next"/>
+                <w:color w:val="1A1A1A"/>
                 <w:sz w:val="19"/>
                 <w:szCs w:val="19"/>
               </w:rPr>
-              <w:t xml:space="preserve">D</w:t>
-            </w:r>
-            <w:r>
-              <w:rPr>
-                <w:rFonts w:ascii="Avenir Next" w:hAnsi="Avenir Next" w:cs="Avenir Next" w:eastAsia="Avenir Next"/>
-                <w:color w:val="1A1A1A"/>
-                <w:sz w:val="19"/>
-                <w:szCs w:val="19"/>
-              </w:rPr>
               <w:tab/>
             </w:r>
             <w:r>
               <w:rPr>
                 <w:rFonts w:ascii="Avenir Next" w:hAnsi="Avenir Next" w:cs="Avenir Next" w:eastAsia="Avenir Next"/>
                 <w:color w:val="1A1A1A"/>
-                <w:sz w:val="19"/>
+                <w:sz w:val="22"/>
                 <w:szCs w:val="19"/>
               </w:rPr>
               <w:t xml:space="preserve">9</w:t>
@@ -4073,6 +4083,7 @@
           </w:tcPr>
           <w:p>
             <w:pPr>
+              <w:pStyle w:val="Heading2"/>
               <w:spacing w:before="0" w:after="0" w:line="240" w:lineRule="auto"/>
             </w:pPr>
             <w:r>
@@ -4110,7 +4121,7 @@
               <w:rPr>
                 <w:rFonts w:ascii="Avenir Next" w:hAnsi="Avenir Next" w:cs="Avenir Next" w:eastAsia="Avenir Next"/>
                 <w:color w:val="1A1A1A"/>
-                <w:sz w:val="17"/>
+                <w:sz w:val="22"/>
                 <w:szCs w:val="17"/>
               </w:rPr>
               <w:t xml:space="preserve">  I can do this on my own</w:t>
@@ -4139,7 +4150,7 @@
               <w:rPr>
                 <w:rFonts w:ascii="Avenir Next" w:hAnsi="Avenir Next" w:cs="Avenir Next" w:eastAsia="Avenir Next"/>
                 <w:color w:val="1A1A1A"/>
-                <w:sz w:val="17"/>
+                <w:sz w:val="22"/>
                 <w:szCs w:val="17"/>
               </w:rPr>
               <w:t xml:space="preserve">  I need a little help</w:t>
@@ -4168,7 +4179,7 @@
               <w:rPr>
                 <w:rFonts w:ascii="Avenir Next" w:hAnsi="Avenir Next" w:cs="Avenir Next" w:eastAsia="Avenir Next"/>
                 <w:color w:val="1A1A1A"/>
-                <w:sz w:val="17"/>
+                <w:sz w:val="22"/>
                 <w:szCs w:val="17"/>
               </w:rPr>
               <w:t xml:space="preserve">  I have a question about #</w:t>
@@ -4275,7 +4286,106 @@
               <w:sz w:val="15"/>
               <w:szCs w:val="15"/>
             </w:rPr>
-            <w:t xml:space="preserve">Lesson 2-8  ·  Homework Packet</w:t>
+            <w:t xml:space="preserve">2-8 · Page </w:t>
+          </w:r>
+          <w:r>
+            <w:rPr>
+              <w:rFonts w:ascii="Avenir Next" w:hAnsi="Avenir Next" w:cs="Avenir Next" w:eastAsia="Avenir Next"/>
+              <w:color w:val="5A5F66"/>
+              <w:sz w:val="15"/>
+              <w:szCs w:val="15"/>
+            </w:rPr>
+            <w:fldChar w:fldCharType="begin"/>
+          </w:r>
+          <w:r>
+            <w:rPr>
+              <w:rFonts w:ascii="Avenir Next" w:hAnsi="Avenir Next" w:cs="Avenir Next" w:eastAsia="Avenir Next"/>
+              <w:color w:val="5A5F66"/>
+              <w:sz w:val="15"/>
+              <w:szCs w:val="15"/>
+            </w:rPr>
+            <w:instrText xml:space="preserve"> PAGE </w:instrText>
+          </w:r>
+          <w:r>
+            <w:rPr>
+              <w:rFonts w:ascii="Avenir Next" w:hAnsi="Avenir Next" w:cs="Avenir Next" w:eastAsia="Avenir Next"/>
+              <w:color w:val="5A5F66"/>
+              <w:sz w:val="15"/>
+              <w:szCs w:val="15"/>
+            </w:rPr>
+            <w:fldChar w:fldCharType="separate"/>
+          </w:r>
+          <w:r>
+            <w:rPr>
+              <w:rFonts w:ascii="Avenir Next" w:hAnsi="Avenir Next" w:cs="Avenir Next" w:eastAsia="Avenir Next"/>
+              <w:color w:val="5A5F66"/>
+              <w:sz w:val="15"/>
+              <w:szCs w:val="15"/>
+            </w:rPr>
+            <w:t xml:space="preserve">1</w:t>
+          </w:r>
+          <w:r>
+            <w:rPr>
+              <w:rFonts w:ascii="Avenir Next" w:hAnsi="Avenir Next" w:cs="Avenir Next" w:eastAsia="Avenir Next"/>
+              <w:color w:val="5A5F66"/>
+              <w:sz w:val="15"/>
+              <w:szCs w:val="15"/>
+            </w:rPr>
+            <w:fldChar w:fldCharType="end"/>
+          </w:r>
+          <w:r>
+            <w:rPr>
+              <w:rFonts w:ascii="Avenir Next" w:hAnsi="Avenir Next" w:cs="Avenir Next" w:eastAsia="Avenir Next"/>
+              <w:color w:val="5A5F66"/>
+              <w:sz w:val="15"/>
+              <w:szCs w:val="15"/>
+            </w:rPr>
+            <w:t xml:space="preserve"> of </w:t>
+          </w:r>
+          <w:r>
+            <w:rPr>
+              <w:rFonts w:ascii="Avenir Next" w:hAnsi="Avenir Next" w:cs="Avenir Next" w:eastAsia="Avenir Next"/>
+              <w:color w:val="5A5F66"/>
+              <w:sz w:val="15"/>
+              <w:szCs w:val="15"/>
+            </w:rPr>
+            <w:fldChar w:fldCharType="begin"/>
+          </w:r>
+          <w:r>
+            <w:rPr>
+              <w:rFonts w:ascii="Avenir Next" w:hAnsi="Avenir Next" w:cs="Avenir Next" w:eastAsia="Avenir Next"/>
+              <w:color w:val="5A5F66"/>
+              <w:sz w:val="15"/>
+              <w:szCs w:val="15"/>
+            </w:rPr>
+            <w:instrText xml:space="preserve"> NUMPAGES </w:instrText>
+          </w:r>
+          <w:r>
+            <w:rPr>
+              <w:rFonts w:ascii="Avenir Next" w:hAnsi="Avenir Next" w:cs="Avenir Next" w:eastAsia="Avenir Next"/>
+              <w:color w:val="5A5F66"/>
+              <w:sz w:val="15"/>
+              <w:szCs w:val="15"/>
+            </w:rPr>
+            <w:fldChar w:fldCharType="separate"/>
+          </w:r>
+          <w:r>
+            <w:rPr>
+              <w:rFonts w:ascii="Avenir Next" w:hAnsi="Avenir Next" w:cs="Avenir Next" w:eastAsia="Avenir Next"/>
+              <w:color w:val="5A5F66"/>
+              <w:sz w:val="15"/>
+              <w:szCs w:val="15"/>
+            </w:rPr>
+            <w:t xml:space="preserve">1</w:t>
+          </w:r>
+          <w:r>
+            <w:rPr>
+              <w:rFonts w:ascii="Avenir Next" w:hAnsi="Avenir Next" w:cs="Avenir Next" w:eastAsia="Avenir Next"/>
+              <w:color w:val="5A5F66"/>
+              <w:sz w:val="15"/>
+              <w:szCs w:val="15"/>
+            </w:rPr>
+            <w:fldChar w:fldCharType="end"/>
           </w:r>
         </w:p>
       </w:tc>
@@ -4318,5 +4428,23 @@
       </w:tblCellMar>
     </w:tblPr>
   </w:style>
+  <w:style w:type="paragraph" w:styleId="Heading1">
+    <w:name w:val="heading 1"/>
+    <w:basedOn w:val="Normal"/>
+    <w:pPr>
+      <w:outlineLvl w:val="0"/>
+      <w:keepNext w:val="0"/>
+      <w:keepLines w:val="0"/>
+    </w:pPr>
+  </w:style>
+  <w:style w:type="paragraph" w:styleId="Heading2">
+    <w:name w:val="heading 2"/>
+    <w:basedOn w:val="Normal"/>
+    <w:pPr>
+      <w:outlineLvl w:val="1"/>
+      <w:keepNext w:val="0"/>
+      <w:keepLines w:val="0"/>
+    </w:pPr>
+  </w:style>
 </w:styles>
 </file>